--- a/Carlos Johncent Ventura CV.docx
+++ b/Carlos Johncent Ventura CV.docx
@@ -1,7 +1,7 @@
 
 <file path=word/document.xml><?xml version="1.0" encoding="utf-8"?>
 <w:document xmlns:wpc="http://schemas.microsoft.com/office/word/2010/wordprocessingCanvas" xmlns:mc="http://schemas.openxmlformats.org/markup-compatibility/2006" xmlns:o="urn:schemas-microsoft-com:office:office" xmlns:r="http://schemas.openxmlformats.org/officeDocument/2006/relationships" xmlns:m="http://schemas.openxmlformats.org/officeDocument/2006/math" xmlns:v="urn:schemas-microsoft-com:vml" xmlns:wp14="http://schemas.microsoft.com/office/word/2010/wordprocessingDrawing" xmlns:wp="http://schemas.openxmlformats.org/drawingml/2006/wordprocessingDrawing" xmlns:w10="urn:schemas-microsoft-com:office:word" xmlns:w="http://schemas.openxmlformats.org/wordprocessingml/2006/main" xmlns:w14="http://schemas.microsoft.com/office/word/2010/wordml" xmlns:wpg="http://schemas.microsoft.com/office/word/2010/wordprocessingGroup" xmlns:wpi="http://schemas.microsoft.com/office/word/2010/wordprocessingInk" xmlns:wne="http://schemas.microsoft.com/office/word/2006/wordml" xmlns:wps="http://schemas.microsoft.com/office/word/2010/wordprocessingShape" mc:Ignorable="w14 wp14">
-  <w:background w:color="B6DDE8" w:themeColor="accent5" w:themeTint="66"/>
+  <w:background w:color="98F1C8"/>
   <w:body>
     <w:p>
       <w:pPr>
@@ -24,16 +24,16 @@
         <mc:AlternateContent>
           <mc:Choice Requires="wps">
             <w:drawing>
-              <wp:anchor distT="0" distB="0" distL="114300" distR="114300" simplePos="0" relativeHeight="251662336" behindDoc="1" locked="0" layoutInCell="1" allowOverlap="1" wp14:anchorId="51994B2A" wp14:editId="00E57902">
+              <wp:anchor distT="0" distB="0" distL="114300" distR="114300" simplePos="0" relativeHeight="251662336" behindDoc="1" locked="0" layoutInCell="1" allowOverlap="1" wp14:anchorId="149780A3" wp14:editId="132EB91F">
                 <wp:simplePos x="0" y="0"/>
                 <wp:positionH relativeFrom="column">
-                  <wp:posOffset>-1664242</wp:posOffset>
+                  <wp:posOffset>-1659255</wp:posOffset>
                 </wp:positionH>
                 <wp:positionV relativeFrom="paragraph">
-                  <wp:posOffset>198205</wp:posOffset>
+                  <wp:posOffset>182880</wp:posOffset>
                 </wp:positionV>
-                <wp:extent cx="3386841" cy="3926252"/>
-                <wp:effectExtent l="514350" t="419100" r="309245" b="0"/>
+                <wp:extent cx="3380740" cy="3942715"/>
+                <wp:effectExtent l="514350" t="419100" r="314960" b="0"/>
                 <wp:wrapNone/>
                 <wp:docPr id="8" name="Right Triangle 8"/>
                 <wp:cNvGraphicFramePr/>
@@ -44,11 +44,14 @@
                       <wps:spPr>
                         <a:xfrm rot="1040235" flipV="1">
                           <a:off x="0" y="0"/>
-                          <a:ext cx="3386841" cy="3926252"/>
+                          <a:ext cx="3380740" cy="3942715"/>
                         </a:xfrm>
                         <a:prstGeom prst="rtTriangle">
                           <a:avLst/>
                         </a:prstGeom>
+                        <a:solidFill>
+                          <a:srgbClr val="4ED0B3"/>
+                        </a:solidFill>
                         <a:ln>
                           <a:noFill/>
                         </a:ln>
@@ -92,9 +95,7 @@
                 <v:stroke joinstyle="miter"/>
                 <v:path gradientshapeok="t" o:connecttype="custom" o:connectlocs="0,0;0,10800;0,21600;10800,21600;21600,21600;10800,10800" textboxrect="1800,12600,12600,19800"/>
               </v:shapetype>
-              <v:shape id="Right Triangle 8" o:spid="_x0000_s1026" type="#_x0000_t6" style="position:absolute;margin-left:-131.05pt;margin-top:15.6pt;width:266.7pt;height:309.15pt;rotation:-1136214fd;flip:y;z-index:-251654144;visibility:visible;mso-wrap-style:square;mso-width-percent:0;mso-height-percent:0;mso-wrap-distance-left:9pt;mso-wrap-distance-top:0;mso-wrap-distance-right:9pt;mso-wrap-distance-bottom:0;mso-position-horizontal:absolute;mso-position-horizontal-relative:text;mso-position-vertical:absolute;mso-position-vertical-relative:text;mso-width-percent:0;mso-height-percent:0;mso-width-relative:margin;mso-height-relative:margin;v-text-anchor:middle" o:gfxdata="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" fillcolor="#a5d5e2 [1624]" stroked="f">
-                <v:fill color2="#e4f2f6 [504]" rotate="t" angle="180" colors="0 #9eeaff;22938f #bbefff;1 #e4f9ff" focus="100%" type="gradient"/>
-              </v:shape>
+              <v:shape id="Right Triangle 8" o:spid="_x0000_s1026" type="#_x0000_t6" style="position:absolute;margin-left:-130.65pt;margin-top:14.4pt;width:266.2pt;height:310.45pt;rotation:-1136214fd;flip:y;z-index:-251654144;visibility:visible;mso-wrap-style:square;mso-width-percent:0;mso-height-percent:0;mso-wrap-distance-left:9pt;mso-wrap-distance-top:0;mso-wrap-distance-right:9pt;mso-wrap-distance-bottom:0;mso-position-horizontal:absolute;mso-position-horizontal-relative:text;mso-position-vertical:absolute;mso-position-vertical-relative:text;mso-width-percent:0;mso-height-percent:0;mso-width-relative:margin;mso-height-relative:margin;v-text-anchor:middle" o:gfxdata="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" fillcolor="#4ed0b3" stroked="f"/>
             </w:pict>
           </mc:Fallback>
         </mc:AlternateContent>
@@ -108,16 +109,16 @@
         <mc:AlternateContent>
           <mc:Choice Requires="wps">
             <w:drawing>
-              <wp:anchor distT="0" distB="0" distL="114300" distR="114300" simplePos="0" relativeHeight="251660288" behindDoc="1" locked="0" layoutInCell="1" allowOverlap="1" wp14:anchorId="26ED3F7D" wp14:editId="76A956E7">
+              <wp:anchor distT="0" distB="0" distL="114300" distR="114300" simplePos="0" relativeHeight="251660288" behindDoc="1" locked="0" layoutInCell="1" allowOverlap="1" wp14:anchorId="459CD9D9" wp14:editId="2D5E455B">
                 <wp:simplePos x="0" y="0"/>
                 <wp:positionH relativeFrom="column">
                   <wp:posOffset>-914400</wp:posOffset>
                 </wp:positionH>
                 <wp:positionV relativeFrom="paragraph">
-                  <wp:posOffset>-121920</wp:posOffset>
+                  <wp:posOffset>-119380</wp:posOffset>
                 </wp:positionV>
-                <wp:extent cx="7772400" cy="2256790"/>
-                <wp:effectExtent l="0" t="0" r="0" b="0"/>
+                <wp:extent cx="7772400" cy="2202180"/>
+                <wp:effectExtent l="0" t="0" r="0" b="7620"/>
                 <wp:wrapNone/>
                 <wp:docPr id="6" name="Right Triangle 6"/>
                 <wp:cNvGraphicFramePr/>
@@ -128,11 +129,14 @@
                       <wps:spPr>
                         <a:xfrm flipH="1" flipV="1">
                           <a:off x="0" y="0"/>
-                          <a:ext cx="7772400" cy="2256790"/>
+                          <a:ext cx="7772400" cy="2202180"/>
                         </a:xfrm>
                         <a:prstGeom prst="rtTriangle">
                           <a:avLst/>
                         </a:prstGeom>
+                        <a:solidFill>
+                          <a:srgbClr val="2DA89E"/>
+                        </a:solidFill>
                         <a:ln>
                           <a:noFill/>
                         </a:ln>
@@ -173,7 +177,7 @@
           </mc:Choice>
           <mc:Fallback>
             <w:pict>
-              <v:shape id="Right Triangle 6" o:spid="_x0000_s1026" type="#_x0000_t6" style="position:absolute;margin-left:-1in;margin-top:-9.6pt;width:612pt;height:177.7pt;flip:x y;z-index:-251656192;visibility:visible;mso-wrap-style:square;mso-width-percent:0;mso-height-percent:0;mso-wrap-distance-left:9pt;mso-wrap-distance-top:0;mso-wrap-distance-right:9pt;mso-wrap-distance-bottom:0;mso-position-horizontal:absolute;mso-position-horizontal-relative:text;mso-position-vertical:absolute;mso-position-vertical-relative:text;mso-width-percent:0;mso-height-percent:0;mso-width-relative:margin;mso-height-relative:margin;v-text-anchor:middle" o:gfxdata="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" fillcolor="#4bacc6 [3208]" stroked="f" strokeweight="2pt"/>
+              <v:shape id="Right Triangle 6" o:spid="_x0000_s1026" type="#_x0000_t6" style="position:absolute;margin-left:-1in;margin-top:-9.4pt;width:612pt;height:173.4pt;flip:x y;z-index:-251656192;visibility:visible;mso-wrap-style:square;mso-width-percent:0;mso-height-percent:0;mso-wrap-distance-left:9pt;mso-wrap-distance-top:0;mso-wrap-distance-right:9pt;mso-wrap-distance-bottom:0;mso-position-horizontal:absolute;mso-position-horizontal-relative:text;mso-position-vertical:absolute;mso-position-vertical-relative:text;mso-width-percent:0;mso-height-percent:0;mso-width-relative:margin;mso-height-relative:margin;v-text-anchor:middle" o:gfxdata="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" fillcolor="#2da89e" stroked="f" strokeweight="2pt"/>
             </w:pict>
           </mc:Fallback>
         </mc:AlternateContent>
@@ -185,7 +189,7 @@
           <w:color w:val="000000" w:themeColor="text1"/>
         </w:rPr>
         <w:drawing>
-          <wp:anchor distT="0" distB="0" distL="114300" distR="114300" simplePos="0" relativeHeight="251658240" behindDoc="0" locked="0" layoutInCell="1" allowOverlap="1" wp14:anchorId="5977DA78" wp14:editId="660525DA">
+          <wp:anchor distT="0" distB="0" distL="114300" distR="114300" simplePos="0" relativeHeight="251658240" behindDoc="0" locked="0" layoutInCell="1" allowOverlap="1" wp14:anchorId="6455C0A6" wp14:editId="48CC92B8">
             <wp:simplePos x="0" y="0"/>
             <wp:positionH relativeFrom="margin">
               <wp:posOffset>-55135</wp:posOffset>
@@ -370,6 +374,9 @@
                         <a:prstGeom prst="rect">
                           <a:avLst/>
                         </a:prstGeom>
+                        <a:solidFill>
+                          <a:srgbClr val="2DA89E"/>
+                        </a:solidFill>
                         <a:ln>
                           <a:noFill/>
                         </a:ln>
@@ -410,7 +417,7 @@
           </mc:Choice>
           <mc:Fallback>
             <w:pict>
-              <v:rect id="Rectangle 7" o:spid="_x0000_s1026" style="position:absolute;margin-left:-1in;margin-top:-1in;width:612pt;height:62.8pt;z-index:-251655168;visibility:visible;mso-wrap-style:square;mso-width-percent:0;mso-height-percent:0;mso-wrap-distance-left:9pt;mso-wrap-distance-top:0;mso-wrap-distance-right:9pt;mso-wrap-distance-bottom:0;mso-position-horizontal:absolute;mso-position-horizontal-relative:text;mso-position-vertical:absolute;mso-position-vertical-relative:text;mso-width-percent:0;mso-height-percent:0;mso-width-relative:margin;mso-height-relative:margin;v-text-anchor:middle" o:gfxdata="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" fillcolor="#4bacc6 [3208]" stroked="f" strokeweight="2pt"/>
+              <v:rect id="Rectangle 7" o:spid="_x0000_s1026" style="position:absolute;margin-left:-1in;margin-top:-1in;width:612pt;height:62.8pt;z-index:-251655168;visibility:visible;mso-wrap-style:square;mso-width-percent:0;mso-height-percent:0;mso-wrap-distance-left:9pt;mso-wrap-distance-top:0;mso-wrap-distance-right:9pt;mso-wrap-distance-bottom:0;mso-position-horizontal:absolute;mso-position-horizontal-relative:text;mso-position-vertical:absolute;mso-position-vertical-relative:text;mso-width-percent:0;mso-height-percent:0;mso-width-relative:margin;mso-height-relative:margin;v-text-anchor:middle" o:gfxdata="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" fillcolor="#2da89e" stroked="f" strokeweight="2pt"/>
             </w:pict>
           </mc:Fallback>
         </mc:AlternateContent>
@@ -618,41 +625,981 @@
         </w:rPr>
         <w:t xml:space="preserve"> </w:t>
       </w:r>
+    </w:p>
+    <w:p>
+      <w:pPr>
+        <w:rPr>
+          <w:rFonts w:ascii="Times New Roman" w:hAnsi="Times New Roman" w:cs="Times New Roman"/>
+          <w:b/>
+          <w:color w:val="31849B" w:themeColor="accent5" w:themeShade="BF"/>
+        </w:rPr>
+      </w:pPr>
+    </w:p>
+    <w:p>
+      <w:pPr>
+        <w:rPr>
+          <w:rFonts w:ascii="Times New Roman" w:hAnsi="Times New Roman" w:cs="Times New Roman"/>
+          <w:b/>
+          <w:color w:val="31849B" w:themeColor="accent5" w:themeShade="BF"/>
+        </w:rPr>
+      </w:pPr>
+    </w:p>
+    <w:p>
+      <w:pPr>
+        <w:rPr>
+          <w:rFonts w:ascii="Times New Roman" w:hAnsi="Times New Roman" w:cs="Times New Roman"/>
+          <w:color w:val="000000" w:themeColor="text1"/>
+        </w:rPr>
+      </w:pPr>
+      <w:r>
+        <w:rPr>
+          <w:rFonts w:ascii="Times New Roman" w:hAnsi="Times New Roman" w:cs="Times New Roman"/>
+          <w:b/>
+          <w:color w:val="1F7C83"/>
+        </w:rPr>
+        <w:t>Personal Background</w:t>
+      </w:r>
+      <w:r>
+        <w:rPr>
+          <w:rFonts w:ascii="Times New Roman" w:hAnsi="Times New Roman" w:cs="Times New Roman"/>
+          <w:color w:val="000000" w:themeColor="text1"/>
+        </w:rPr>
+        <w:tab/>
+      </w:r>
+      <w:r>
+        <w:rPr>
+          <w:rFonts w:ascii="Times New Roman" w:hAnsi="Times New Roman" w:cs="Times New Roman"/>
+          <w:color w:val="000000" w:themeColor="text1"/>
+        </w:rPr>
+        <w:tab/>
+      </w:r>
+      <w:r>
+        <w:rPr>
+          <w:rFonts w:ascii="Times New Roman" w:hAnsi="Times New Roman" w:cs="Times New Roman"/>
+          <w:color w:val="000000" w:themeColor="text1"/>
+        </w:rPr>
+        <w:tab/>
+        <w:t xml:space="preserve">      </w:t>
+      </w:r>
+      <w:r>
+        <w:rPr>
+          <w:rFonts w:ascii="Times New Roman" w:hAnsi="Times New Roman" w:cs="Times New Roman"/>
+          <w:b/>
+          <w:color w:val="1F7C83"/>
+        </w:rPr>
+        <w:t>Objectives</w:t>
+      </w:r>
+      <w:r>
+        <w:rPr>
+          <w:rFonts w:ascii="Times New Roman" w:hAnsi="Times New Roman" w:cs="Times New Roman"/>
+          <w:color w:val="000000" w:themeColor="text1"/>
+        </w:rPr>
+        <w:tab/>
+      </w:r>
+      <w:r>
+        <w:rPr>
+          <w:rFonts w:ascii="Times New Roman" w:hAnsi="Times New Roman" w:cs="Times New Roman"/>
+          <w:color w:val="000000" w:themeColor="text1"/>
+        </w:rPr>
+        <w:tab/>
+      </w:r>
+      <w:r>
+        <w:rPr>
+          <w:rFonts w:ascii="Times New Roman" w:hAnsi="Times New Roman" w:cs="Times New Roman"/>
+          <w:color w:val="000000" w:themeColor="text1"/>
+        </w:rPr>
+        <w:tab/>
+        <w:t xml:space="preserve"> </w:t>
+      </w:r>
+    </w:p>
+    <w:p>
+      <w:pPr>
+        <w:rPr>
+          <w:rFonts w:ascii="Times New Roman" w:hAnsi="Times New Roman" w:cs="Times New Roman"/>
+          <w:color w:val="000000" w:themeColor="text1"/>
+        </w:rPr>
+      </w:pPr>
+      <w:r>
+        <w:rPr>
+          <w:rFonts w:ascii="Times New Roman" w:hAnsi="Times New Roman" w:cs="Times New Roman"/>
+          <w:color w:val="000000" w:themeColor="text1"/>
+        </w:rPr>
+        <w:t xml:space="preserve">Name: </w:t>
+      </w:r>
+      <w:r>
+        <w:rPr>
+          <w:rFonts w:ascii="Times New Roman" w:hAnsi="Times New Roman" w:cs="Times New Roman"/>
+          <w:color w:val="000000" w:themeColor="text1"/>
+        </w:rPr>
+        <w:tab/>
+      </w:r>
+      <w:r>
+        <w:rPr>
+          <w:rFonts w:ascii="Times New Roman" w:hAnsi="Times New Roman" w:cs="Times New Roman"/>
+          <w:color w:val="000000" w:themeColor="text1"/>
+        </w:rPr>
+        <w:tab/>
+      </w:r>
+      <w:r>
+        <w:rPr>
+          <w:rFonts w:ascii="Times New Roman" w:hAnsi="Times New Roman" w:cs="Times New Roman"/>
+          <w:color w:val="000000" w:themeColor="text1"/>
+        </w:rPr>
+        <w:t xml:space="preserve">Carlos </w:t>
+      </w:r>
+      <w:proofErr w:type="spellStart"/>
+      <w:r>
+        <w:rPr>
+          <w:rFonts w:ascii="Times New Roman" w:hAnsi="Times New Roman" w:cs="Times New Roman"/>
+          <w:color w:val="000000" w:themeColor="text1"/>
+        </w:rPr>
+        <w:t>Johncent</w:t>
+      </w:r>
+      <w:proofErr w:type="spellEnd"/>
+      <w:r>
+        <w:rPr>
+          <w:rFonts w:ascii="Times New Roman" w:hAnsi="Times New Roman" w:cs="Times New Roman"/>
+          <w:color w:val="000000" w:themeColor="text1"/>
+        </w:rPr>
+        <w:t xml:space="preserve"> L.</w:t>
+      </w:r>
+      <w:r>
+        <w:rPr>
+          <w:rFonts w:ascii="Times New Roman" w:hAnsi="Times New Roman" w:cs="Times New Roman"/>
+          <w:color w:val="000000" w:themeColor="text1"/>
+        </w:rPr>
+        <w:tab/>
+        <w:t xml:space="preserve">      </w:t>
+      </w:r>
+      <w:r>
+        <w:rPr>
+          <w:rFonts w:ascii="Times New Roman" w:hAnsi="Times New Roman" w:cs="Times New Roman"/>
+          <w:color w:val="000000" w:themeColor="text1"/>
+        </w:rPr>
+        <w:t>To be able t</w:t>
+      </w:r>
+      <w:r>
+        <w:rPr>
+          <w:rFonts w:ascii="Times New Roman" w:hAnsi="Times New Roman" w:cs="Times New Roman"/>
+          <w:color w:val="000000" w:themeColor="text1"/>
+        </w:rPr>
+        <w:t>o expand my learning by gaining</w:t>
+      </w:r>
+    </w:p>
+    <w:p>
+      <w:pPr>
+        <w:rPr>
+          <w:rFonts w:ascii="Times New Roman" w:hAnsi="Times New Roman" w:cs="Times New Roman"/>
+          <w:color w:val="000000" w:themeColor="text1"/>
+        </w:rPr>
+      </w:pPr>
+      <w:r>
+        <w:rPr>
+          <w:rFonts w:ascii="Times New Roman" w:hAnsi="Times New Roman" w:cs="Times New Roman"/>
+          <w:color w:val="000000" w:themeColor="text1"/>
+        </w:rPr>
+        <w:tab/>
+      </w:r>
+      <w:r>
+        <w:rPr>
+          <w:rFonts w:ascii="Times New Roman" w:hAnsi="Times New Roman" w:cs="Times New Roman"/>
+          <w:color w:val="000000" w:themeColor="text1"/>
+        </w:rPr>
+        <w:tab/>
+        <w:t>Ventura</w:t>
+      </w:r>
+      <w:r>
+        <w:rPr>
+          <w:rFonts w:ascii="Times New Roman" w:hAnsi="Times New Roman" w:cs="Times New Roman"/>
+          <w:color w:val="000000" w:themeColor="text1"/>
+        </w:rPr>
+        <w:t xml:space="preserve"> </w:t>
+      </w:r>
+      <w:r>
+        <w:rPr>
+          <w:rFonts w:ascii="Times New Roman" w:hAnsi="Times New Roman" w:cs="Times New Roman"/>
+          <w:color w:val="000000" w:themeColor="text1"/>
+        </w:rPr>
+        <w:tab/>
+      </w:r>
+      <w:r>
+        <w:rPr>
+          <w:rFonts w:ascii="Times New Roman" w:hAnsi="Times New Roman" w:cs="Times New Roman"/>
+          <w:color w:val="000000" w:themeColor="text1"/>
+        </w:rPr>
+        <w:tab/>
+        <w:t xml:space="preserve">      </w:t>
+      </w:r>
+      <w:r>
+        <w:rPr>
+          <w:rFonts w:ascii="Times New Roman" w:hAnsi="Times New Roman" w:cs="Times New Roman"/>
+          <w:color w:val="000000" w:themeColor="text1"/>
+        </w:rPr>
+        <w:t>knowledge and acquiring valuable skills to obtain a</w:t>
+      </w:r>
+    </w:p>
+    <w:p>
+      <w:pPr>
+        <w:rPr>
+          <w:rFonts w:ascii="Times New Roman" w:hAnsi="Times New Roman" w:cs="Times New Roman"/>
+          <w:color w:val="000000" w:themeColor="text1"/>
+        </w:rPr>
+      </w:pPr>
+      <w:r>
+        <w:rPr>
+          <w:rFonts w:ascii="Times New Roman" w:hAnsi="Times New Roman" w:cs="Times New Roman"/>
+          <w:color w:val="000000" w:themeColor="text1"/>
+        </w:rPr>
+        <w:t xml:space="preserve">Age: </w:t>
+      </w:r>
+      <w:r>
+        <w:rPr>
+          <w:rFonts w:ascii="Times New Roman" w:hAnsi="Times New Roman" w:cs="Times New Roman"/>
+          <w:color w:val="000000" w:themeColor="text1"/>
+        </w:rPr>
+        <w:tab/>
+      </w:r>
+      <w:r>
+        <w:rPr>
+          <w:rFonts w:ascii="Times New Roman" w:hAnsi="Times New Roman" w:cs="Times New Roman"/>
+          <w:color w:val="000000" w:themeColor="text1"/>
+        </w:rPr>
+        <w:tab/>
+        <w:t>2</w:t>
+      </w:r>
+      <w:r>
+        <w:rPr>
+          <w:rFonts w:ascii="Times New Roman" w:hAnsi="Times New Roman" w:cs="Times New Roman"/>
+          <w:color w:val="000000" w:themeColor="text1"/>
+        </w:rPr>
+        <w:t>3</w:t>
+      </w:r>
+      <w:r>
+        <w:rPr>
+          <w:rFonts w:ascii="Times New Roman" w:hAnsi="Times New Roman" w:cs="Times New Roman"/>
+          <w:color w:val="000000" w:themeColor="text1"/>
+        </w:rPr>
+        <w:t xml:space="preserve"> years old</w:t>
+      </w:r>
+      <w:r>
+        <w:rPr>
+          <w:rFonts w:ascii="Times New Roman" w:hAnsi="Times New Roman" w:cs="Times New Roman"/>
+          <w:color w:val="000000" w:themeColor="text1"/>
+        </w:rPr>
+        <w:tab/>
+      </w:r>
+      <w:r>
+        <w:rPr>
+          <w:rFonts w:ascii="Times New Roman" w:hAnsi="Times New Roman" w:cs="Times New Roman"/>
+          <w:color w:val="000000" w:themeColor="text1"/>
+        </w:rPr>
+        <w:tab/>
+        <w:t xml:space="preserve">      </w:t>
+      </w:r>
+      <w:r>
+        <w:rPr>
+          <w:rFonts w:ascii="Times New Roman" w:hAnsi="Times New Roman" w:cs="Times New Roman"/>
+          <w:color w:val="000000" w:themeColor="text1"/>
+        </w:rPr>
+        <w:t>professional career in your company where I can use</w:t>
+      </w:r>
+    </w:p>
+    <w:p>
+      <w:pPr>
+        <w:rPr>
+          <w:rFonts w:ascii="Times New Roman" w:hAnsi="Times New Roman" w:cs="Times New Roman"/>
+          <w:color w:val="000000" w:themeColor="text1"/>
+        </w:rPr>
+      </w:pPr>
+      <w:r>
+        <w:rPr>
+          <w:rFonts w:ascii="Times New Roman" w:hAnsi="Times New Roman" w:cs="Times New Roman"/>
+          <w:color w:val="000000" w:themeColor="text1"/>
+        </w:rPr>
+        <w:t xml:space="preserve">Address: </w:t>
+      </w:r>
+      <w:r>
+        <w:rPr>
+          <w:rFonts w:ascii="Times New Roman" w:hAnsi="Times New Roman" w:cs="Times New Roman"/>
+          <w:color w:val="000000" w:themeColor="text1"/>
+        </w:rPr>
+        <w:tab/>
+        <w:t>#</w:t>
+      </w:r>
+      <w:r>
+        <w:rPr>
+          <w:rFonts w:ascii="Times New Roman" w:hAnsi="Times New Roman" w:cs="Times New Roman"/>
+          <w:color w:val="000000" w:themeColor="text1"/>
+        </w:rPr>
+        <w:t>37</w:t>
+      </w:r>
+      <w:r>
+        <w:rPr>
+          <w:rFonts w:ascii="Times New Roman" w:hAnsi="Times New Roman" w:cs="Times New Roman"/>
+          <w:color w:val="000000" w:themeColor="text1"/>
+        </w:rPr>
+        <w:t xml:space="preserve"> </w:t>
+      </w:r>
+      <w:proofErr w:type="spellStart"/>
+      <w:r>
+        <w:rPr>
+          <w:rFonts w:ascii="Times New Roman" w:hAnsi="Times New Roman" w:cs="Times New Roman"/>
+          <w:color w:val="000000" w:themeColor="text1"/>
+        </w:rPr>
+        <w:t>Poblacion</w:t>
+      </w:r>
+      <w:proofErr w:type="spellEnd"/>
+      <w:r>
+        <w:rPr>
+          <w:rFonts w:ascii="Times New Roman" w:hAnsi="Times New Roman" w:cs="Times New Roman"/>
+          <w:color w:val="000000" w:themeColor="text1"/>
+        </w:rPr>
+        <w:t xml:space="preserve"> I</w:t>
+      </w:r>
+      <w:r>
+        <w:rPr>
+          <w:rFonts w:ascii="Times New Roman" w:hAnsi="Times New Roman" w:cs="Times New Roman"/>
+          <w:color w:val="000000" w:themeColor="text1"/>
+        </w:rPr>
+        <w:t>,</w:t>
+      </w:r>
+      <w:r>
+        <w:rPr>
+          <w:rFonts w:ascii="Times New Roman" w:hAnsi="Times New Roman" w:cs="Times New Roman"/>
+          <w:color w:val="000000" w:themeColor="text1"/>
+        </w:rPr>
+        <w:t xml:space="preserve"> </w:t>
+      </w:r>
+      <w:r>
+        <w:rPr>
+          <w:rFonts w:ascii="Times New Roman" w:hAnsi="Times New Roman" w:cs="Times New Roman"/>
+          <w:color w:val="000000" w:themeColor="text1"/>
+        </w:rPr>
+        <w:tab/>
+        <w:t xml:space="preserve">      </w:t>
+      </w:r>
+      <w:r>
+        <w:rPr>
+          <w:rFonts w:ascii="Times New Roman" w:hAnsi="Times New Roman" w:cs="Times New Roman"/>
+          <w:color w:val="000000" w:themeColor="text1"/>
+        </w:rPr>
+        <w:t>my new found talents and skills.</w:t>
+      </w:r>
+      <w:r>
+        <w:rPr>
+          <w:rFonts w:ascii="Times New Roman" w:hAnsi="Times New Roman" w:cs="Times New Roman"/>
+          <w:color w:val="000000" w:themeColor="text1"/>
+        </w:rPr>
+        <w:tab/>
+        <w:t xml:space="preserve">    </w:t>
+      </w:r>
+      <w:r>
+        <w:rPr>
+          <w:rFonts w:ascii="Times New Roman" w:hAnsi="Times New Roman" w:cs="Times New Roman"/>
+          <w:color w:val="000000" w:themeColor="text1"/>
+        </w:rPr>
+        <w:t xml:space="preserve">  </w:t>
+      </w:r>
+    </w:p>
+    <w:p>
+      <w:pPr>
+        <w:rPr>
+          <w:rFonts w:ascii="Times New Roman" w:hAnsi="Times New Roman" w:cs="Times New Roman"/>
+          <w:color w:val="000000" w:themeColor="text1"/>
+        </w:rPr>
+      </w:pPr>
+      <w:r>
+        <w:rPr>
+          <w:rFonts w:ascii="Times New Roman" w:hAnsi="Times New Roman" w:cs="Times New Roman"/>
+          <w:color w:val="000000" w:themeColor="text1"/>
+        </w:rPr>
+        <w:tab/>
+        <w:t xml:space="preserve">        </w:t>
+      </w:r>
+      <w:r>
+        <w:rPr>
+          <w:rFonts w:ascii="Times New Roman" w:hAnsi="Times New Roman" w:cs="Times New Roman"/>
+          <w:color w:val="000000" w:themeColor="text1"/>
+        </w:rPr>
+        <w:tab/>
+      </w:r>
+      <w:proofErr w:type="spellStart"/>
+      <w:r>
+        <w:rPr>
+          <w:rFonts w:ascii="Times New Roman" w:hAnsi="Times New Roman" w:cs="Times New Roman"/>
+          <w:color w:val="000000" w:themeColor="text1"/>
+        </w:rPr>
+        <w:t>Pozorrubio</w:t>
+      </w:r>
+      <w:proofErr w:type="spellEnd"/>
+      <w:r>
+        <w:rPr>
+          <w:rFonts w:ascii="Times New Roman" w:hAnsi="Times New Roman" w:cs="Times New Roman"/>
+          <w:color w:val="000000" w:themeColor="text1"/>
+        </w:rPr>
+        <w:t>,</w:t>
+      </w:r>
+      <w:r>
+        <w:rPr>
+          <w:rFonts w:ascii="Times New Roman" w:hAnsi="Times New Roman" w:cs="Times New Roman"/>
+          <w:color w:val="000000" w:themeColor="text1"/>
+        </w:rPr>
+        <w:tab/>
+      </w:r>
+      <w:r>
+        <w:rPr>
+          <w:rFonts w:ascii="Times New Roman" w:hAnsi="Times New Roman" w:cs="Times New Roman"/>
+          <w:color w:val="000000" w:themeColor="text1"/>
+        </w:rPr>
+        <w:tab/>
+        <w:t xml:space="preserve">      </w:t>
+      </w:r>
+    </w:p>
+    <w:p>
+      <w:pPr>
+        <w:rPr>
+          <w:rFonts w:ascii="Times New Roman" w:hAnsi="Times New Roman" w:cs="Times New Roman"/>
+          <w:color w:val="000000" w:themeColor="text1"/>
+        </w:rPr>
+      </w:pPr>
+      <w:r>
+        <w:rPr>
+          <w:rFonts w:ascii="Times New Roman" w:hAnsi="Times New Roman" w:cs="Times New Roman"/>
+          <w:color w:val="000000" w:themeColor="text1"/>
+        </w:rPr>
+        <w:tab/>
+      </w:r>
+      <w:r>
+        <w:rPr>
+          <w:rFonts w:ascii="Times New Roman" w:hAnsi="Times New Roman" w:cs="Times New Roman"/>
+          <w:color w:val="000000" w:themeColor="text1"/>
+        </w:rPr>
+        <w:tab/>
+      </w:r>
+      <w:proofErr w:type="spellStart"/>
+      <w:r>
+        <w:rPr>
+          <w:rFonts w:ascii="Times New Roman" w:hAnsi="Times New Roman" w:cs="Times New Roman"/>
+          <w:color w:val="000000" w:themeColor="text1"/>
+        </w:rPr>
+        <w:t>Pang</w:t>
+      </w:r>
+      <w:r>
+        <w:rPr>
+          <w:rFonts w:ascii="Times New Roman" w:hAnsi="Times New Roman" w:cs="Times New Roman"/>
+          <w:color w:val="000000" w:themeColor="text1"/>
+        </w:rPr>
+        <w:t>asinan</w:t>
+      </w:r>
+      <w:proofErr w:type="spellEnd"/>
+      <w:r>
+        <w:rPr>
+          <w:rFonts w:ascii="Times New Roman" w:hAnsi="Times New Roman" w:cs="Times New Roman"/>
+          <w:color w:val="000000" w:themeColor="text1"/>
+        </w:rPr>
+        <w:tab/>
+      </w:r>
+      <w:r>
+        <w:rPr>
+          <w:rFonts w:ascii="Times New Roman" w:hAnsi="Times New Roman" w:cs="Times New Roman"/>
+          <w:color w:val="000000" w:themeColor="text1"/>
+        </w:rPr>
+        <w:tab/>
+        <w:t xml:space="preserve">      </w:t>
+      </w:r>
+      <w:r>
+        <w:rPr>
+          <w:rFonts w:ascii="Times New Roman" w:hAnsi="Times New Roman" w:cs="Times New Roman"/>
+          <w:b/>
+          <w:color w:val="1F7C83"/>
+        </w:rPr>
+        <w:t>Education</w:t>
+      </w:r>
+    </w:p>
+    <w:p>
+      <w:pPr>
+        <w:rPr>
+          <w:rFonts w:ascii="Times New Roman" w:hAnsi="Times New Roman" w:cs="Times New Roman"/>
+          <w:color w:val="000000" w:themeColor="text1"/>
+        </w:rPr>
+      </w:pPr>
+      <w:r>
+        <w:rPr>
+          <w:rFonts w:ascii="Times New Roman" w:hAnsi="Times New Roman" w:cs="Times New Roman"/>
+          <w:color w:val="000000" w:themeColor="text1"/>
+        </w:rPr>
+        <w:t xml:space="preserve">Date of Birth: </w:t>
+      </w:r>
+      <w:r>
+        <w:rPr>
+          <w:rFonts w:ascii="Times New Roman" w:hAnsi="Times New Roman" w:cs="Times New Roman"/>
+          <w:color w:val="000000" w:themeColor="text1"/>
+        </w:rPr>
+        <w:tab/>
+      </w:r>
+      <w:r>
+        <w:rPr>
+          <w:rFonts w:ascii="Times New Roman" w:hAnsi="Times New Roman" w:cs="Times New Roman"/>
+          <w:color w:val="000000" w:themeColor="text1"/>
+        </w:rPr>
+        <w:t>March 16</w:t>
+      </w:r>
+      <w:r>
+        <w:rPr>
+          <w:rFonts w:ascii="Times New Roman" w:hAnsi="Times New Roman" w:cs="Times New Roman"/>
+          <w:color w:val="000000" w:themeColor="text1"/>
+        </w:rPr>
+        <w:t>, 2000</w:t>
+      </w:r>
+      <w:r>
+        <w:rPr>
+          <w:rFonts w:ascii="Times New Roman" w:hAnsi="Times New Roman" w:cs="Times New Roman"/>
+          <w:color w:val="000000" w:themeColor="text1"/>
+        </w:rPr>
+        <w:tab/>
+        <w:t xml:space="preserve"> </w:t>
+      </w:r>
+      <w:r>
+        <w:rPr>
+          <w:rFonts w:ascii="Times New Roman" w:hAnsi="Times New Roman" w:cs="Times New Roman"/>
+          <w:color w:val="000000" w:themeColor="text1"/>
+        </w:rPr>
+        <w:tab/>
+        <w:t xml:space="preserve">      </w:t>
+      </w:r>
+      <w:r>
+        <w:rPr>
+          <w:rFonts w:ascii="Times New Roman" w:hAnsi="Times New Roman" w:cs="Times New Roman"/>
+          <w:color w:val="000000" w:themeColor="text1"/>
+        </w:rPr>
+        <w:t>Tertiar</w:t>
+      </w:r>
+      <w:r>
+        <w:rPr>
+          <w:rFonts w:ascii="Times New Roman" w:hAnsi="Times New Roman" w:cs="Times New Roman"/>
+          <w:color w:val="000000" w:themeColor="text1"/>
+        </w:rPr>
+        <w:t>y</w:t>
+      </w:r>
+      <w:r>
+        <w:rPr>
+          <w:rFonts w:ascii="Times New Roman" w:hAnsi="Times New Roman" w:cs="Times New Roman"/>
+          <w:color w:val="000000" w:themeColor="text1"/>
+        </w:rPr>
+        <w:tab/>
+        <w:t xml:space="preserve">      </w:t>
+      </w:r>
+      <w:r>
+        <w:rPr>
+          <w:rFonts w:ascii="Times New Roman" w:hAnsi="Times New Roman" w:cs="Times New Roman"/>
+          <w:color w:val="000000" w:themeColor="text1"/>
+        </w:rPr>
+        <w:t xml:space="preserve"> </w:t>
+      </w:r>
+      <w:r>
+        <w:rPr>
+          <w:rFonts w:ascii="Times New Roman" w:hAnsi="Times New Roman" w:cs="Times New Roman"/>
+          <w:color w:val="000000" w:themeColor="text1"/>
+        </w:rPr>
+        <w:t xml:space="preserve">University of </w:t>
+      </w:r>
+      <w:r>
+        <w:rPr>
+          <w:rFonts w:ascii="Times New Roman" w:hAnsi="Times New Roman" w:cs="Times New Roman"/>
+          <w:color w:val="000000" w:themeColor="text1"/>
+        </w:rPr>
+        <w:t>Luzon</w:t>
+      </w:r>
+      <w:r>
+        <w:rPr>
+          <w:rFonts w:ascii="Times New Roman" w:hAnsi="Times New Roman" w:cs="Times New Roman"/>
+          <w:color w:val="000000" w:themeColor="text1"/>
+        </w:rPr>
+        <w:t xml:space="preserve"> </w:t>
+      </w:r>
+      <w:proofErr w:type="spellStart"/>
+      <w:r>
+        <w:rPr>
+          <w:rFonts w:ascii="Times New Roman" w:hAnsi="Times New Roman" w:cs="Times New Roman"/>
+          <w:color w:val="000000" w:themeColor="text1"/>
+        </w:rPr>
+        <w:t>Pozorrubio</w:t>
+      </w:r>
+      <w:proofErr w:type="spellEnd"/>
+      <w:r>
+        <w:rPr>
+          <w:rFonts w:ascii="Times New Roman" w:hAnsi="Times New Roman" w:cs="Times New Roman"/>
+          <w:color w:val="000000" w:themeColor="text1"/>
+        </w:rPr>
+        <w:t xml:space="preserve"> Campus</w:t>
+      </w:r>
+    </w:p>
+    <w:p>
+      <w:pPr>
+        <w:rPr>
+          <w:rFonts w:ascii="Times New Roman" w:hAnsi="Times New Roman" w:cs="Times New Roman"/>
+          <w:color w:val="000000" w:themeColor="text1"/>
+        </w:rPr>
+      </w:pPr>
+      <w:r>
+        <w:rPr>
+          <w:rFonts w:ascii="Times New Roman" w:hAnsi="Times New Roman" w:cs="Times New Roman"/>
+          <w:color w:val="000000" w:themeColor="text1"/>
+        </w:rPr>
+        <w:t xml:space="preserve">Place of Birth: </w:t>
+      </w:r>
+      <w:r>
+        <w:rPr>
+          <w:rFonts w:ascii="Times New Roman" w:hAnsi="Times New Roman" w:cs="Times New Roman"/>
+          <w:color w:val="000000" w:themeColor="text1"/>
+        </w:rPr>
+        <w:tab/>
+      </w:r>
+      <w:r>
+        <w:rPr>
+          <w:rFonts w:ascii="Times New Roman" w:hAnsi="Times New Roman" w:cs="Times New Roman"/>
+          <w:color w:val="000000" w:themeColor="text1"/>
+        </w:rPr>
+        <w:t>Baguio</w:t>
+      </w:r>
+      <w:r>
+        <w:rPr>
+          <w:rFonts w:ascii="Times New Roman" w:hAnsi="Times New Roman" w:cs="Times New Roman"/>
+          <w:color w:val="000000" w:themeColor="text1"/>
+        </w:rPr>
+        <w:t xml:space="preserve"> City</w:t>
+      </w:r>
+      <w:r>
+        <w:rPr>
+          <w:rFonts w:ascii="Times New Roman" w:hAnsi="Times New Roman" w:cs="Times New Roman"/>
+          <w:color w:val="000000" w:themeColor="text1"/>
+        </w:rPr>
+        <w:t xml:space="preserve"> </w:t>
+      </w:r>
+      <w:r>
+        <w:rPr>
+          <w:rFonts w:ascii="Times New Roman" w:hAnsi="Times New Roman" w:cs="Times New Roman"/>
+          <w:color w:val="000000" w:themeColor="text1"/>
+        </w:rPr>
+        <w:tab/>
+      </w:r>
+      <w:r>
+        <w:rPr>
+          <w:rFonts w:ascii="Times New Roman" w:hAnsi="Times New Roman" w:cs="Times New Roman"/>
+          <w:color w:val="000000" w:themeColor="text1"/>
+        </w:rPr>
+        <w:tab/>
+      </w:r>
+      <w:r>
+        <w:rPr>
+          <w:rFonts w:ascii="Times New Roman" w:hAnsi="Times New Roman" w:cs="Times New Roman"/>
+          <w:color w:val="000000" w:themeColor="text1"/>
+        </w:rPr>
+        <w:tab/>
+      </w:r>
+      <w:r>
+        <w:rPr>
+          <w:rFonts w:ascii="Times New Roman" w:hAnsi="Times New Roman" w:cs="Times New Roman"/>
+          <w:color w:val="000000" w:themeColor="text1"/>
+        </w:rPr>
+        <w:tab/>
+        <w:t xml:space="preserve">       </w:t>
+      </w:r>
+      <w:proofErr w:type="spellStart"/>
+      <w:r>
+        <w:rPr>
+          <w:rFonts w:ascii="Times New Roman" w:hAnsi="Times New Roman" w:cs="Times New Roman"/>
+          <w:color w:val="000000" w:themeColor="text1"/>
+        </w:rPr>
+        <w:t>Cablong</w:t>
+      </w:r>
+      <w:proofErr w:type="spellEnd"/>
+      <w:r>
+        <w:rPr>
+          <w:rFonts w:ascii="Times New Roman" w:hAnsi="Times New Roman" w:cs="Times New Roman"/>
+          <w:color w:val="000000" w:themeColor="text1"/>
+        </w:rPr>
+        <w:t>,</w:t>
+      </w:r>
+      <w:r>
+        <w:rPr>
+          <w:rFonts w:ascii="Times New Roman" w:hAnsi="Times New Roman" w:cs="Times New Roman"/>
+          <w:color w:val="000000" w:themeColor="text1"/>
+        </w:rPr>
+        <w:t xml:space="preserve"> </w:t>
+      </w:r>
+      <w:proofErr w:type="spellStart"/>
+      <w:r>
+        <w:rPr>
+          <w:rFonts w:ascii="Times New Roman" w:hAnsi="Times New Roman" w:cs="Times New Roman"/>
+          <w:color w:val="000000" w:themeColor="text1"/>
+        </w:rPr>
+        <w:t>Pozorrubio</w:t>
+      </w:r>
+      <w:proofErr w:type="spellEnd"/>
+      <w:r>
+        <w:rPr>
+          <w:rFonts w:ascii="Times New Roman" w:hAnsi="Times New Roman" w:cs="Times New Roman"/>
+          <w:color w:val="000000" w:themeColor="text1"/>
+        </w:rPr>
+        <w:t xml:space="preserve">, </w:t>
+      </w:r>
+      <w:proofErr w:type="spellStart"/>
+      <w:r>
+        <w:rPr>
+          <w:rFonts w:ascii="Times New Roman" w:hAnsi="Times New Roman" w:cs="Times New Roman"/>
+          <w:color w:val="000000" w:themeColor="text1"/>
+        </w:rPr>
+        <w:t>Pangasinan</w:t>
+      </w:r>
+      <w:proofErr w:type="spellEnd"/>
+      <w:r>
+        <w:rPr>
+          <w:rFonts w:ascii="Times New Roman" w:hAnsi="Times New Roman" w:cs="Times New Roman"/>
+          <w:color w:val="000000" w:themeColor="text1"/>
+        </w:rPr>
+        <w:tab/>
+        <w:t xml:space="preserve">      </w:t>
+      </w:r>
+    </w:p>
+    <w:p>
+      <w:pPr>
+        <w:rPr>
+          <w:rFonts w:ascii="Times New Roman" w:hAnsi="Times New Roman" w:cs="Times New Roman"/>
+          <w:color w:val="000000" w:themeColor="text1"/>
+        </w:rPr>
+      </w:pPr>
+      <w:r>
+        <w:rPr>
+          <w:rFonts w:ascii="Times New Roman" w:hAnsi="Times New Roman" w:cs="Times New Roman"/>
+          <w:color w:val="000000" w:themeColor="text1"/>
+        </w:rPr>
+        <w:t xml:space="preserve">Civil Status: </w:t>
+      </w:r>
+      <w:r>
+        <w:rPr>
+          <w:rFonts w:ascii="Times New Roman" w:hAnsi="Times New Roman" w:cs="Times New Roman"/>
+          <w:color w:val="000000" w:themeColor="text1"/>
+        </w:rPr>
+        <w:tab/>
+        <w:t>Single</w:t>
+      </w:r>
+      <w:r>
+        <w:rPr>
+          <w:rFonts w:ascii="Times New Roman" w:hAnsi="Times New Roman" w:cs="Times New Roman"/>
+          <w:color w:val="000000" w:themeColor="text1"/>
+        </w:rPr>
+        <w:tab/>
+      </w:r>
+      <w:r>
+        <w:rPr>
+          <w:rFonts w:ascii="Times New Roman" w:hAnsi="Times New Roman" w:cs="Times New Roman"/>
+          <w:color w:val="000000" w:themeColor="text1"/>
+        </w:rPr>
+        <w:tab/>
+      </w:r>
+      <w:r>
+        <w:rPr>
+          <w:rFonts w:ascii="Times New Roman" w:hAnsi="Times New Roman" w:cs="Times New Roman"/>
+          <w:color w:val="000000" w:themeColor="text1"/>
+        </w:rPr>
+        <w:tab/>
+      </w:r>
+      <w:r>
+        <w:rPr>
+          <w:rFonts w:ascii="Times New Roman" w:hAnsi="Times New Roman" w:cs="Times New Roman"/>
+          <w:color w:val="000000" w:themeColor="text1"/>
+        </w:rPr>
+        <w:tab/>
+      </w:r>
+      <w:r>
+        <w:rPr>
+          <w:rFonts w:ascii="Times New Roman" w:hAnsi="Times New Roman" w:cs="Times New Roman"/>
+          <w:color w:val="000000" w:themeColor="text1"/>
+        </w:rPr>
+        <w:tab/>
+      </w:r>
+      <w:r>
+        <w:rPr>
+          <w:rFonts w:ascii="Times New Roman" w:hAnsi="Times New Roman" w:cs="Times New Roman"/>
+          <w:color w:val="000000" w:themeColor="text1"/>
+        </w:rPr>
+        <w:t xml:space="preserve">       </w:t>
+      </w:r>
+      <w:r>
+        <w:rPr>
+          <w:rFonts w:ascii="Times New Roman" w:hAnsi="Times New Roman" w:cs="Times New Roman"/>
+          <w:color w:val="000000" w:themeColor="text1"/>
+        </w:rPr>
+        <w:t xml:space="preserve">S.Y </w:t>
+      </w:r>
+      <w:r>
+        <w:rPr>
+          <w:rFonts w:ascii="Times New Roman" w:hAnsi="Times New Roman" w:cs="Times New Roman"/>
+          <w:color w:val="000000" w:themeColor="text1"/>
+        </w:rPr>
+        <w:t xml:space="preserve">2018 - </w:t>
+      </w:r>
+      <w:proofErr w:type="spellStart"/>
+      <w:r>
+        <w:rPr>
+          <w:rFonts w:ascii="Times New Roman" w:hAnsi="Times New Roman" w:cs="Times New Roman"/>
+          <w:color w:val="000000" w:themeColor="text1"/>
+        </w:rPr>
+        <w:t>Ongoing</w:t>
+      </w:r>
+      <w:proofErr w:type="spellEnd"/>
+      <w:r>
+        <w:rPr>
+          <w:rFonts w:ascii="Times New Roman" w:hAnsi="Times New Roman" w:cs="Times New Roman"/>
+          <w:color w:val="000000" w:themeColor="text1"/>
+        </w:rPr>
+        <w:tab/>
+      </w:r>
+      <w:r>
+        <w:rPr>
+          <w:rFonts w:ascii="Times New Roman" w:hAnsi="Times New Roman" w:cs="Times New Roman"/>
+          <w:color w:val="000000" w:themeColor="text1"/>
+        </w:rPr>
+        <w:tab/>
+      </w:r>
+      <w:r>
+        <w:rPr>
+          <w:rFonts w:ascii="Times New Roman" w:hAnsi="Times New Roman" w:cs="Times New Roman"/>
+          <w:color w:val="000000" w:themeColor="text1"/>
+        </w:rPr>
+        <w:t xml:space="preserve">            </w:t>
+      </w:r>
+    </w:p>
+    <w:p>
+      <w:pPr>
+        <w:rPr>
+          <w:rFonts w:ascii="Times New Roman" w:hAnsi="Times New Roman" w:cs="Times New Roman"/>
+          <w:color w:val="000000" w:themeColor="text1"/>
+        </w:rPr>
+      </w:pPr>
+      <w:r>
+        <w:rPr>
+          <w:rFonts w:ascii="Times New Roman" w:hAnsi="Times New Roman" w:cs="Times New Roman"/>
+          <w:color w:val="000000" w:themeColor="text1"/>
+        </w:rPr>
+        <w:t xml:space="preserve">Height: </w:t>
+      </w:r>
+      <w:r>
+        <w:rPr>
+          <w:rFonts w:ascii="Times New Roman" w:hAnsi="Times New Roman" w:cs="Times New Roman"/>
+          <w:color w:val="000000" w:themeColor="text1"/>
+        </w:rPr>
+        <w:tab/>
+      </w:r>
+      <w:r>
+        <w:rPr>
+          <w:rFonts w:ascii="Times New Roman" w:hAnsi="Times New Roman" w:cs="Times New Roman"/>
+          <w:color w:val="000000" w:themeColor="text1"/>
+        </w:rPr>
+        <w:tab/>
+      </w:r>
+      <w:r>
+        <w:rPr>
+          <w:rFonts w:ascii="Times New Roman" w:hAnsi="Times New Roman" w:cs="Times New Roman"/>
+          <w:color w:val="000000" w:themeColor="text1"/>
+        </w:rPr>
+        <w:t>5</w:t>
+      </w:r>
+      <w:r>
+        <w:rPr>
+          <w:rFonts w:ascii="Times New Roman" w:hAnsi="Times New Roman" w:cs="Times New Roman"/>
+          <w:color w:val="000000" w:themeColor="text1"/>
+        </w:rPr>
+        <w:t>’</w:t>
+      </w:r>
+      <w:r>
+        <w:rPr>
+          <w:rFonts w:ascii="Times New Roman" w:hAnsi="Times New Roman" w:cs="Times New Roman"/>
+          <w:color w:val="000000" w:themeColor="text1"/>
+        </w:rPr>
+        <w:t>7</w:t>
+      </w:r>
+      <w:r>
+        <w:rPr>
+          <w:rFonts w:ascii="Times New Roman" w:hAnsi="Times New Roman" w:cs="Times New Roman"/>
+          <w:color w:val="000000" w:themeColor="text1"/>
+        </w:rPr>
+        <w:t>”</w:t>
+      </w:r>
+      <w:r>
+        <w:rPr>
+          <w:rFonts w:ascii="Times New Roman" w:hAnsi="Times New Roman" w:cs="Times New Roman"/>
+          <w:color w:val="000000" w:themeColor="text1"/>
+        </w:rPr>
+        <w:tab/>
+      </w:r>
+      <w:r>
+        <w:rPr>
+          <w:rFonts w:ascii="Times New Roman" w:hAnsi="Times New Roman" w:cs="Times New Roman"/>
+          <w:color w:val="000000" w:themeColor="text1"/>
+        </w:rPr>
+        <w:tab/>
+      </w:r>
+      <w:r>
+        <w:rPr>
+          <w:rFonts w:ascii="Times New Roman" w:hAnsi="Times New Roman" w:cs="Times New Roman"/>
+          <w:color w:val="000000" w:themeColor="text1"/>
+        </w:rPr>
+        <w:tab/>
+      </w:r>
+      <w:r>
+        <w:rPr>
+          <w:rFonts w:ascii="Times New Roman" w:hAnsi="Times New Roman" w:cs="Times New Roman"/>
+          <w:color w:val="000000" w:themeColor="text1"/>
+        </w:rPr>
+        <w:tab/>
+      </w:r>
+      <w:r>
+        <w:rPr>
+          <w:rFonts w:ascii="Times New Roman" w:hAnsi="Times New Roman" w:cs="Times New Roman"/>
+          <w:color w:val="000000" w:themeColor="text1"/>
+        </w:rPr>
+        <w:tab/>
+        <w:t xml:space="preserve">            </w:t>
+      </w:r>
+    </w:p>
+    <w:p>
+      <w:pPr>
+        <w:rPr>
+          <w:rFonts w:ascii="Times New Roman" w:hAnsi="Times New Roman" w:cs="Times New Roman"/>
+          <w:color w:val="000000" w:themeColor="text1"/>
+        </w:rPr>
+      </w:pPr>
+      <w:r>
+        <w:rPr>
+          <w:rFonts w:ascii="Times New Roman" w:hAnsi="Times New Roman" w:cs="Times New Roman"/>
+          <w:color w:val="000000" w:themeColor="text1"/>
+        </w:rPr>
+        <w:t xml:space="preserve">Weight: </w:t>
+      </w:r>
+      <w:r>
+        <w:rPr>
+          <w:rFonts w:ascii="Times New Roman" w:hAnsi="Times New Roman" w:cs="Times New Roman"/>
+          <w:color w:val="000000" w:themeColor="text1"/>
+        </w:rPr>
+        <w:tab/>
+      </w:r>
+      <w:r>
+        <w:rPr>
+          <w:rFonts w:ascii="Times New Roman" w:hAnsi="Times New Roman" w:cs="Times New Roman"/>
+          <w:color w:val="000000" w:themeColor="text1"/>
+        </w:rPr>
+        <w:t>71</w:t>
+      </w:r>
       <w:bookmarkStart w:id="0" w:name="_GoBack"/>
       <w:bookmarkEnd w:id="0"/>
-    </w:p>
-    <w:p>
-      <w:pPr>
-        <w:rPr>
-          <w:rFonts w:ascii="Times New Roman" w:hAnsi="Times New Roman" w:cs="Times New Roman"/>
-          <w:b/>
-          <w:color w:val="31849B" w:themeColor="accent5" w:themeShade="BF"/>
-        </w:rPr>
-      </w:pPr>
-    </w:p>
-    <w:p>
-      <w:pPr>
-        <w:rPr>
-          <w:rFonts w:ascii="Times New Roman" w:hAnsi="Times New Roman" w:cs="Times New Roman"/>
-          <w:b/>
-          <w:color w:val="31849B" w:themeColor="accent5" w:themeShade="BF"/>
-        </w:rPr>
-      </w:pPr>
-    </w:p>
-    <w:p>
-      <w:pPr>
-        <w:rPr>
-          <w:rFonts w:ascii="Times New Roman" w:hAnsi="Times New Roman" w:cs="Times New Roman"/>
-          <w:color w:val="000000" w:themeColor="text1"/>
-        </w:rPr>
-      </w:pPr>
-      <w:r>
-        <w:rPr>
-          <w:rFonts w:ascii="Times New Roman" w:hAnsi="Times New Roman" w:cs="Times New Roman"/>
-          <w:b/>
-          <w:color w:val="31849B" w:themeColor="accent5" w:themeShade="BF"/>
-        </w:rPr>
-        <w:t>Personal Background</w:t>
+      <w:r>
+        <w:rPr>
+          <w:rFonts w:ascii="Times New Roman" w:hAnsi="Times New Roman" w:cs="Times New Roman"/>
+          <w:color w:val="000000" w:themeColor="text1"/>
+        </w:rPr>
+        <w:t>kg</w:t>
       </w:r>
       <w:r>
         <w:rPr>
@@ -679,946 +1626,6 @@
       <w:r>
         <w:rPr>
           <w:rFonts w:ascii="Times New Roman" w:hAnsi="Times New Roman" w:cs="Times New Roman"/>
-          <w:b/>
-          <w:color w:val="31849B" w:themeColor="accent5" w:themeShade="BF"/>
-        </w:rPr>
-        <w:t>Objectives</w:t>
-      </w:r>
-      <w:r>
-        <w:rPr>
-          <w:rFonts w:ascii="Times New Roman" w:hAnsi="Times New Roman" w:cs="Times New Roman"/>
-          <w:color w:val="000000" w:themeColor="text1"/>
-        </w:rPr>
-        <w:tab/>
-      </w:r>
-      <w:r>
-        <w:rPr>
-          <w:rFonts w:ascii="Times New Roman" w:hAnsi="Times New Roman" w:cs="Times New Roman"/>
-          <w:color w:val="000000" w:themeColor="text1"/>
-        </w:rPr>
-        <w:tab/>
-      </w:r>
-      <w:r>
-        <w:rPr>
-          <w:rFonts w:ascii="Times New Roman" w:hAnsi="Times New Roman" w:cs="Times New Roman"/>
-          <w:color w:val="000000" w:themeColor="text1"/>
-        </w:rPr>
-        <w:tab/>
-        <w:t xml:space="preserve"> </w:t>
-      </w:r>
-    </w:p>
-    <w:p>
-      <w:pPr>
-        <w:rPr>
-          <w:rFonts w:ascii="Times New Roman" w:hAnsi="Times New Roman" w:cs="Times New Roman"/>
-          <w:color w:val="000000" w:themeColor="text1"/>
-        </w:rPr>
-      </w:pPr>
-      <w:r>
-        <w:rPr>
-          <w:rFonts w:ascii="Times New Roman" w:hAnsi="Times New Roman" w:cs="Times New Roman"/>
-          <w:color w:val="000000" w:themeColor="text1"/>
-        </w:rPr>
-        <w:t xml:space="preserve">Name: </w:t>
-      </w:r>
-      <w:r>
-        <w:rPr>
-          <w:rFonts w:ascii="Times New Roman" w:hAnsi="Times New Roman" w:cs="Times New Roman"/>
-          <w:color w:val="000000" w:themeColor="text1"/>
-        </w:rPr>
-        <w:tab/>
-      </w:r>
-      <w:r>
-        <w:rPr>
-          <w:rFonts w:ascii="Times New Roman" w:hAnsi="Times New Roman" w:cs="Times New Roman"/>
-          <w:color w:val="000000" w:themeColor="text1"/>
-        </w:rPr>
-        <w:tab/>
-      </w:r>
-      <w:r>
-        <w:rPr>
-          <w:rFonts w:ascii="Times New Roman" w:hAnsi="Times New Roman" w:cs="Times New Roman"/>
-          <w:color w:val="000000" w:themeColor="text1"/>
-        </w:rPr>
-        <w:t xml:space="preserve">Carlos </w:t>
-      </w:r>
-      <w:proofErr w:type="spellStart"/>
-      <w:r>
-        <w:rPr>
-          <w:rFonts w:ascii="Times New Roman" w:hAnsi="Times New Roman" w:cs="Times New Roman"/>
-          <w:color w:val="000000" w:themeColor="text1"/>
-        </w:rPr>
-        <w:t>Johncent</w:t>
-      </w:r>
-      <w:proofErr w:type="spellEnd"/>
-      <w:r>
-        <w:rPr>
-          <w:rFonts w:ascii="Times New Roman" w:hAnsi="Times New Roman" w:cs="Times New Roman"/>
-          <w:color w:val="000000" w:themeColor="text1"/>
-        </w:rPr>
-        <w:t xml:space="preserve"> L.</w:t>
-      </w:r>
-      <w:r>
-        <w:rPr>
-          <w:rFonts w:ascii="Times New Roman" w:hAnsi="Times New Roman" w:cs="Times New Roman"/>
-          <w:color w:val="000000" w:themeColor="text1"/>
-        </w:rPr>
-        <w:tab/>
-        <w:t xml:space="preserve">      </w:t>
-      </w:r>
-      <w:r>
-        <w:rPr>
-          <w:rFonts w:ascii="Times New Roman" w:hAnsi="Times New Roman" w:cs="Times New Roman"/>
-          <w:color w:val="000000" w:themeColor="text1"/>
-        </w:rPr>
-        <w:t>To be able t</w:t>
-      </w:r>
-      <w:r>
-        <w:rPr>
-          <w:rFonts w:ascii="Times New Roman" w:hAnsi="Times New Roman" w:cs="Times New Roman"/>
-          <w:color w:val="000000" w:themeColor="text1"/>
-        </w:rPr>
-        <w:t>o expand my learning by gaining</w:t>
-      </w:r>
-    </w:p>
-    <w:p>
-      <w:pPr>
-        <w:rPr>
-          <w:rFonts w:ascii="Times New Roman" w:hAnsi="Times New Roman" w:cs="Times New Roman"/>
-          <w:color w:val="000000" w:themeColor="text1"/>
-        </w:rPr>
-      </w:pPr>
-      <w:r>
-        <w:rPr>
-          <w:rFonts w:ascii="Times New Roman" w:hAnsi="Times New Roman" w:cs="Times New Roman"/>
-          <w:color w:val="000000" w:themeColor="text1"/>
-        </w:rPr>
-        <w:tab/>
-      </w:r>
-      <w:r>
-        <w:rPr>
-          <w:rFonts w:ascii="Times New Roman" w:hAnsi="Times New Roman" w:cs="Times New Roman"/>
-          <w:color w:val="000000" w:themeColor="text1"/>
-        </w:rPr>
-        <w:tab/>
-        <w:t>Ventura</w:t>
-      </w:r>
-      <w:r>
-        <w:rPr>
-          <w:rFonts w:ascii="Times New Roman" w:hAnsi="Times New Roman" w:cs="Times New Roman"/>
-          <w:color w:val="000000" w:themeColor="text1"/>
-        </w:rPr>
-        <w:t xml:space="preserve"> </w:t>
-      </w:r>
-      <w:r>
-        <w:rPr>
-          <w:rFonts w:ascii="Times New Roman" w:hAnsi="Times New Roman" w:cs="Times New Roman"/>
-          <w:color w:val="000000" w:themeColor="text1"/>
-        </w:rPr>
-        <w:tab/>
-      </w:r>
-      <w:r>
-        <w:rPr>
-          <w:rFonts w:ascii="Times New Roman" w:hAnsi="Times New Roman" w:cs="Times New Roman"/>
-          <w:color w:val="000000" w:themeColor="text1"/>
-        </w:rPr>
-        <w:tab/>
-        <w:t xml:space="preserve">      </w:t>
-      </w:r>
-      <w:r>
-        <w:rPr>
-          <w:rFonts w:ascii="Times New Roman" w:hAnsi="Times New Roman" w:cs="Times New Roman"/>
-          <w:color w:val="000000" w:themeColor="text1"/>
-        </w:rPr>
-        <w:t>knowledge and acquiring valuable skills to obtain a</w:t>
-      </w:r>
-    </w:p>
-    <w:p>
-      <w:pPr>
-        <w:rPr>
-          <w:rFonts w:ascii="Times New Roman" w:hAnsi="Times New Roman" w:cs="Times New Roman"/>
-          <w:color w:val="000000" w:themeColor="text1"/>
-        </w:rPr>
-      </w:pPr>
-      <w:r>
-        <w:rPr>
-          <w:rFonts w:ascii="Times New Roman" w:hAnsi="Times New Roman" w:cs="Times New Roman"/>
-          <w:color w:val="000000" w:themeColor="text1"/>
-        </w:rPr>
-        <w:t xml:space="preserve">Age: </w:t>
-      </w:r>
-      <w:r>
-        <w:rPr>
-          <w:rFonts w:ascii="Times New Roman" w:hAnsi="Times New Roman" w:cs="Times New Roman"/>
-          <w:color w:val="000000" w:themeColor="text1"/>
-        </w:rPr>
-        <w:tab/>
-      </w:r>
-      <w:r>
-        <w:rPr>
-          <w:rFonts w:ascii="Times New Roman" w:hAnsi="Times New Roman" w:cs="Times New Roman"/>
-          <w:color w:val="000000" w:themeColor="text1"/>
-        </w:rPr>
-        <w:tab/>
-        <w:t>2</w:t>
-      </w:r>
-      <w:r>
-        <w:rPr>
-          <w:rFonts w:ascii="Times New Roman" w:hAnsi="Times New Roman" w:cs="Times New Roman"/>
-          <w:color w:val="000000" w:themeColor="text1"/>
-        </w:rPr>
-        <w:t>3</w:t>
-      </w:r>
-      <w:r>
-        <w:rPr>
-          <w:rFonts w:ascii="Times New Roman" w:hAnsi="Times New Roman" w:cs="Times New Roman"/>
-          <w:color w:val="000000" w:themeColor="text1"/>
-        </w:rPr>
-        <w:t xml:space="preserve"> years old</w:t>
-      </w:r>
-      <w:r>
-        <w:rPr>
-          <w:rFonts w:ascii="Times New Roman" w:hAnsi="Times New Roman" w:cs="Times New Roman"/>
-          <w:color w:val="000000" w:themeColor="text1"/>
-        </w:rPr>
-        <w:tab/>
-      </w:r>
-      <w:r>
-        <w:rPr>
-          <w:rFonts w:ascii="Times New Roman" w:hAnsi="Times New Roman" w:cs="Times New Roman"/>
-          <w:color w:val="000000" w:themeColor="text1"/>
-        </w:rPr>
-        <w:tab/>
-        <w:t xml:space="preserve">      </w:t>
-      </w:r>
-      <w:r>
-        <w:rPr>
-          <w:rFonts w:ascii="Times New Roman" w:hAnsi="Times New Roman" w:cs="Times New Roman"/>
-          <w:color w:val="000000" w:themeColor="text1"/>
-        </w:rPr>
-        <w:t>professional career in your company where I can use</w:t>
-      </w:r>
-    </w:p>
-    <w:p>
-      <w:pPr>
-        <w:rPr>
-          <w:rFonts w:ascii="Times New Roman" w:hAnsi="Times New Roman" w:cs="Times New Roman"/>
-          <w:color w:val="000000" w:themeColor="text1"/>
-        </w:rPr>
-      </w:pPr>
-      <w:r>
-        <w:rPr>
-          <w:rFonts w:ascii="Times New Roman" w:hAnsi="Times New Roman" w:cs="Times New Roman"/>
-          <w:color w:val="000000" w:themeColor="text1"/>
-        </w:rPr>
-        <w:t xml:space="preserve">Address: </w:t>
-      </w:r>
-      <w:r>
-        <w:rPr>
-          <w:rFonts w:ascii="Times New Roman" w:hAnsi="Times New Roman" w:cs="Times New Roman"/>
-          <w:color w:val="000000" w:themeColor="text1"/>
-        </w:rPr>
-        <w:tab/>
-        <w:t>#</w:t>
-      </w:r>
-      <w:r>
-        <w:rPr>
-          <w:rFonts w:ascii="Times New Roman" w:hAnsi="Times New Roman" w:cs="Times New Roman"/>
-          <w:color w:val="000000" w:themeColor="text1"/>
-        </w:rPr>
-        <w:t>37</w:t>
-      </w:r>
-      <w:r>
-        <w:rPr>
-          <w:rFonts w:ascii="Times New Roman" w:hAnsi="Times New Roman" w:cs="Times New Roman"/>
-          <w:color w:val="000000" w:themeColor="text1"/>
-        </w:rPr>
-        <w:t xml:space="preserve"> </w:t>
-      </w:r>
-      <w:proofErr w:type="spellStart"/>
-      <w:r>
-        <w:rPr>
-          <w:rFonts w:ascii="Times New Roman" w:hAnsi="Times New Roman" w:cs="Times New Roman"/>
-          <w:color w:val="000000" w:themeColor="text1"/>
-        </w:rPr>
-        <w:t>Poblacion</w:t>
-      </w:r>
-      <w:proofErr w:type="spellEnd"/>
-      <w:r>
-        <w:rPr>
-          <w:rFonts w:ascii="Times New Roman" w:hAnsi="Times New Roman" w:cs="Times New Roman"/>
-          <w:color w:val="000000" w:themeColor="text1"/>
-        </w:rPr>
-        <w:t xml:space="preserve"> I</w:t>
-      </w:r>
-      <w:r>
-        <w:rPr>
-          <w:rFonts w:ascii="Times New Roman" w:hAnsi="Times New Roman" w:cs="Times New Roman"/>
-          <w:color w:val="000000" w:themeColor="text1"/>
-        </w:rPr>
-        <w:t>,</w:t>
-      </w:r>
-      <w:r>
-        <w:rPr>
-          <w:rFonts w:ascii="Times New Roman" w:hAnsi="Times New Roman" w:cs="Times New Roman"/>
-          <w:color w:val="000000" w:themeColor="text1"/>
-        </w:rPr>
-        <w:t xml:space="preserve"> </w:t>
-      </w:r>
-      <w:r>
-        <w:rPr>
-          <w:rFonts w:ascii="Times New Roman" w:hAnsi="Times New Roman" w:cs="Times New Roman"/>
-          <w:color w:val="000000" w:themeColor="text1"/>
-        </w:rPr>
-        <w:tab/>
-        <w:t xml:space="preserve">      </w:t>
-      </w:r>
-      <w:r>
-        <w:rPr>
-          <w:rFonts w:ascii="Times New Roman" w:hAnsi="Times New Roman" w:cs="Times New Roman"/>
-          <w:color w:val="000000" w:themeColor="text1"/>
-        </w:rPr>
-        <w:t>my new found talents and skills.</w:t>
-      </w:r>
-      <w:r>
-        <w:rPr>
-          <w:rFonts w:ascii="Times New Roman" w:hAnsi="Times New Roman" w:cs="Times New Roman"/>
-          <w:color w:val="000000" w:themeColor="text1"/>
-        </w:rPr>
-        <w:tab/>
-        <w:t xml:space="preserve">    </w:t>
-      </w:r>
-      <w:r>
-        <w:rPr>
-          <w:rFonts w:ascii="Times New Roman" w:hAnsi="Times New Roman" w:cs="Times New Roman"/>
-          <w:color w:val="000000" w:themeColor="text1"/>
-        </w:rPr>
-        <w:t xml:space="preserve">  </w:t>
-      </w:r>
-    </w:p>
-    <w:p>
-      <w:pPr>
-        <w:rPr>
-          <w:rFonts w:ascii="Times New Roman" w:hAnsi="Times New Roman" w:cs="Times New Roman"/>
-          <w:color w:val="000000" w:themeColor="text1"/>
-        </w:rPr>
-      </w:pPr>
-      <w:r>
-        <w:rPr>
-          <w:rFonts w:ascii="Times New Roman" w:hAnsi="Times New Roman" w:cs="Times New Roman"/>
-          <w:color w:val="000000" w:themeColor="text1"/>
-        </w:rPr>
-        <w:tab/>
-        <w:t xml:space="preserve">        </w:t>
-      </w:r>
-      <w:r>
-        <w:rPr>
-          <w:rFonts w:ascii="Times New Roman" w:hAnsi="Times New Roman" w:cs="Times New Roman"/>
-          <w:color w:val="000000" w:themeColor="text1"/>
-        </w:rPr>
-        <w:tab/>
-      </w:r>
-      <w:proofErr w:type="spellStart"/>
-      <w:r>
-        <w:rPr>
-          <w:rFonts w:ascii="Times New Roman" w:hAnsi="Times New Roman" w:cs="Times New Roman"/>
-          <w:color w:val="000000" w:themeColor="text1"/>
-        </w:rPr>
-        <w:t>Pozorrubio</w:t>
-      </w:r>
-      <w:proofErr w:type="spellEnd"/>
-      <w:r>
-        <w:rPr>
-          <w:rFonts w:ascii="Times New Roman" w:hAnsi="Times New Roman" w:cs="Times New Roman"/>
-          <w:color w:val="000000" w:themeColor="text1"/>
-        </w:rPr>
-        <w:t>,</w:t>
-      </w:r>
-      <w:r>
-        <w:rPr>
-          <w:rFonts w:ascii="Times New Roman" w:hAnsi="Times New Roman" w:cs="Times New Roman"/>
-          <w:color w:val="000000" w:themeColor="text1"/>
-        </w:rPr>
-        <w:tab/>
-      </w:r>
-      <w:r>
-        <w:rPr>
-          <w:rFonts w:ascii="Times New Roman" w:hAnsi="Times New Roman" w:cs="Times New Roman"/>
-          <w:color w:val="000000" w:themeColor="text1"/>
-        </w:rPr>
-        <w:tab/>
-        <w:t xml:space="preserve">      </w:t>
-      </w:r>
-    </w:p>
-    <w:p>
-      <w:pPr>
-        <w:rPr>
-          <w:rFonts w:ascii="Times New Roman" w:hAnsi="Times New Roman" w:cs="Times New Roman"/>
-          <w:color w:val="000000" w:themeColor="text1"/>
-        </w:rPr>
-      </w:pPr>
-      <w:r>
-        <w:rPr>
-          <w:rFonts w:ascii="Times New Roman" w:hAnsi="Times New Roman" w:cs="Times New Roman"/>
-          <w:color w:val="000000" w:themeColor="text1"/>
-        </w:rPr>
-        <w:tab/>
-      </w:r>
-      <w:r>
-        <w:rPr>
-          <w:rFonts w:ascii="Times New Roman" w:hAnsi="Times New Roman" w:cs="Times New Roman"/>
-          <w:color w:val="000000" w:themeColor="text1"/>
-        </w:rPr>
-        <w:tab/>
-      </w:r>
-      <w:proofErr w:type="spellStart"/>
-      <w:r>
-        <w:rPr>
-          <w:rFonts w:ascii="Times New Roman" w:hAnsi="Times New Roman" w:cs="Times New Roman"/>
-          <w:color w:val="000000" w:themeColor="text1"/>
-        </w:rPr>
-        <w:t>Pang</w:t>
-      </w:r>
-      <w:r>
-        <w:rPr>
-          <w:rFonts w:ascii="Times New Roman" w:hAnsi="Times New Roman" w:cs="Times New Roman"/>
-          <w:color w:val="000000" w:themeColor="text1"/>
-        </w:rPr>
-        <w:t>asinan</w:t>
-      </w:r>
-      <w:proofErr w:type="spellEnd"/>
-      <w:r>
-        <w:rPr>
-          <w:rFonts w:ascii="Times New Roman" w:hAnsi="Times New Roman" w:cs="Times New Roman"/>
-          <w:color w:val="000000" w:themeColor="text1"/>
-        </w:rPr>
-        <w:tab/>
-      </w:r>
-      <w:r>
-        <w:rPr>
-          <w:rFonts w:ascii="Times New Roman" w:hAnsi="Times New Roman" w:cs="Times New Roman"/>
-          <w:color w:val="000000" w:themeColor="text1"/>
-        </w:rPr>
-        <w:tab/>
-        <w:t xml:space="preserve">      </w:t>
-      </w:r>
-      <w:r>
-        <w:rPr>
-          <w:rFonts w:ascii="Times New Roman" w:hAnsi="Times New Roman" w:cs="Times New Roman"/>
-          <w:b/>
-          <w:color w:val="31849B" w:themeColor="accent5" w:themeShade="BF"/>
-        </w:rPr>
-        <w:t>Education</w:t>
-      </w:r>
-    </w:p>
-    <w:p>
-      <w:pPr>
-        <w:rPr>
-          <w:rFonts w:ascii="Times New Roman" w:hAnsi="Times New Roman" w:cs="Times New Roman"/>
-          <w:color w:val="000000" w:themeColor="text1"/>
-        </w:rPr>
-      </w:pPr>
-      <w:r>
-        <w:rPr>
-          <w:rFonts w:ascii="Times New Roman" w:hAnsi="Times New Roman" w:cs="Times New Roman"/>
-          <w:color w:val="000000" w:themeColor="text1"/>
-        </w:rPr>
-        <w:t xml:space="preserve">Date of Birth: </w:t>
-      </w:r>
-      <w:r>
-        <w:rPr>
-          <w:rFonts w:ascii="Times New Roman" w:hAnsi="Times New Roman" w:cs="Times New Roman"/>
-          <w:color w:val="000000" w:themeColor="text1"/>
-        </w:rPr>
-        <w:tab/>
-      </w:r>
-      <w:r>
-        <w:rPr>
-          <w:rFonts w:ascii="Times New Roman" w:hAnsi="Times New Roman" w:cs="Times New Roman"/>
-          <w:color w:val="000000" w:themeColor="text1"/>
-        </w:rPr>
-        <w:t>March 16</w:t>
-      </w:r>
-      <w:r>
-        <w:rPr>
-          <w:rFonts w:ascii="Times New Roman" w:hAnsi="Times New Roman" w:cs="Times New Roman"/>
-          <w:color w:val="000000" w:themeColor="text1"/>
-        </w:rPr>
-        <w:t>, 2000</w:t>
-      </w:r>
-      <w:r>
-        <w:rPr>
-          <w:rFonts w:ascii="Times New Roman" w:hAnsi="Times New Roman" w:cs="Times New Roman"/>
-          <w:color w:val="000000" w:themeColor="text1"/>
-        </w:rPr>
-        <w:tab/>
-        <w:t xml:space="preserve"> </w:t>
-      </w:r>
-      <w:r>
-        <w:rPr>
-          <w:rFonts w:ascii="Times New Roman" w:hAnsi="Times New Roman" w:cs="Times New Roman"/>
-          <w:color w:val="000000" w:themeColor="text1"/>
-        </w:rPr>
-        <w:tab/>
-        <w:t xml:space="preserve">      </w:t>
-      </w:r>
-      <w:r>
-        <w:rPr>
-          <w:rFonts w:ascii="Times New Roman" w:hAnsi="Times New Roman" w:cs="Times New Roman"/>
-          <w:color w:val="000000" w:themeColor="text1"/>
-        </w:rPr>
-        <w:t>Tertiar</w:t>
-      </w:r>
-      <w:r>
-        <w:rPr>
-          <w:rFonts w:ascii="Times New Roman" w:hAnsi="Times New Roman" w:cs="Times New Roman"/>
-          <w:color w:val="000000" w:themeColor="text1"/>
-        </w:rPr>
-        <w:t>y</w:t>
-      </w:r>
-      <w:r>
-        <w:rPr>
-          <w:rFonts w:ascii="Times New Roman" w:hAnsi="Times New Roman" w:cs="Times New Roman"/>
-          <w:color w:val="000000" w:themeColor="text1"/>
-        </w:rPr>
-        <w:tab/>
-        <w:t xml:space="preserve">      </w:t>
-      </w:r>
-      <w:r>
-        <w:rPr>
-          <w:rFonts w:ascii="Times New Roman" w:hAnsi="Times New Roman" w:cs="Times New Roman"/>
-          <w:color w:val="000000" w:themeColor="text1"/>
-        </w:rPr>
-        <w:t xml:space="preserve"> </w:t>
-      </w:r>
-      <w:r>
-        <w:rPr>
-          <w:rFonts w:ascii="Times New Roman" w:hAnsi="Times New Roman" w:cs="Times New Roman"/>
-          <w:color w:val="000000" w:themeColor="text1"/>
-        </w:rPr>
-        <w:t xml:space="preserve">University of </w:t>
-      </w:r>
-      <w:r>
-        <w:rPr>
-          <w:rFonts w:ascii="Times New Roman" w:hAnsi="Times New Roman" w:cs="Times New Roman"/>
-          <w:color w:val="000000" w:themeColor="text1"/>
-        </w:rPr>
-        <w:t>Luzon</w:t>
-      </w:r>
-      <w:r>
-        <w:rPr>
-          <w:rFonts w:ascii="Times New Roman" w:hAnsi="Times New Roman" w:cs="Times New Roman"/>
-          <w:color w:val="000000" w:themeColor="text1"/>
-        </w:rPr>
-        <w:t xml:space="preserve"> </w:t>
-      </w:r>
-      <w:proofErr w:type="spellStart"/>
-      <w:r>
-        <w:rPr>
-          <w:rFonts w:ascii="Times New Roman" w:hAnsi="Times New Roman" w:cs="Times New Roman"/>
-          <w:color w:val="000000" w:themeColor="text1"/>
-        </w:rPr>
-        <w:t>Pozorrubio</w:t>
-      </w:r>
-      <w:proofErr w:type="spellEnd"/>
-      <w:r>
-        <w:rPr>
-          <w:rFonts w:ascii="Times New Roman" w:hAnsi="Times New Roman" w:cs="Times New Roman"/>
-          <w:color w:val="000000" w:themeColor="text1"/>
-        </w:rPr>
-        <w:t xml:space="preserve"> Campus</w:t>
-      </w:r>
-    </w:p>
-    <w:p>
-      <w:pPr>
-        <w:rPr>
-          <w:rFonts w:ascii="Times New Roman" w:hAnsi="Times New Roman" w:cs="Times New Roman"/>
-          <w:color w:val="000000" w:themeColor="text1"/>
-        </w:rPr>
-      </w:pPr>
-      <w:r>
-        <w:rPr>
-          <w:rFonts w:ascii="Times New Roman" w:hAnsi="Times New Roman" w:cs="Times New Roman"/>
-          <w:color w:val="000000" w:themeColor="text1"/>
-        </w:rPr>
-        <w:t xml:space="preserve">Place of Birth: </w:t>
-      </w:r>
-      <w:r>
-        <w:rPr>
-          <w:rFonts w:ascii="Times New Roman" w:hAnsi="Times New Roman" w:cs="Times New Roman"/>
-          <w:color w:val="000000" w:themeColor="text1"/>
-        </w:rPr>
-        <w:tab/>
-      </w:r>
-      <w:r>
-        <w:rPr>
-          <w:rFonts w:ascii="Times New Roman" w:hAnsi="Times New Roman" w:cs="Times New Roman"/>
-          <w:color w:val="000000" w:themeColor="text1"/>
-        </w:rPr>
-        <w:t>Baguio</w:t>
-      </w:r>
-      <w:r>
-        <w:rPr>
-          <w:rFonts w:ascii="Times New Roman" w:hAnsi="Times New Roman" w:cs="Times New Roman"/>
-          <w:color w:val="000000" w:themeColor="text1"/>
-        </w:rPr>
-        <w:t xml:space="preserve"> City</w:t>
-      </w:r>
-      <w:r>
-        <w:rPr>
-          <w:rFonts w:ascii="Times New Roman" w:hAnsi="Times New Roman" w:cs="Times New Roman"/>
-          <w:color w:val="000000" w:themeColor="text1"/>
-        </w:rPr>
-        <w:t xml:space="preserve"> </w:t>
-      </w:r>
-      <w:r>
-        <w:rPr>
-          <w:rFonts w:ascii="Times New Roman" w:hAnsi="Times New Roman" w:cs="Times New Roman"/>
-          <w:color w:val="000000" w:themeColor="text1"/>
-        </w:rPr>
-        <w:tab/>
-      </w:r>
-      <w:r>
-        <w:rPr>
-          <w:rFonts w:ascii="Times New Roman" w:hAnsi="Times New Roman" w:cs="Times New Roman"/>
-          <w:color w:val="000000" w:themeColor="text1"/>
-        </w:rPr>
-        <w:tab/>
-      </w:r>
-      <w:r>
-        <w:rPr>
-          <w:rFonts w:ascii="Times New Roman" w:hAnsi="Times New Roman" w:cs="Times New Roman"/>
-          <w:color w:val="000000" w:themeColor="text1"/>
-        </w:rPr>
-        <w:tab/>
-      </w:r>
-      <w:r>
-        <w:rPr>
-          <w:rFonts w:ascii="Times New Roman" w:hAnsi="Times New Roman" w:cs="Times New Roman"/>
-          <w:color w:val="000000" w:themeColor="text1"/>
-        </w:rPr>
-        <w:tab/>
-        <w:t xml:space="preserve">       </w:t>
-      </w:r>
-      <w:proofErr w:type="spellStart"/>
-      <w:r>
-        <w:rPr>
-          <w:rFonts w:ascii="Times New Roman" w:hAnsi="Times New Roman" w:cs="Times New Roman"/>
-          <w:color w:val="000000" w:themeColor="text1"/>
-        </w:rPr>
-        <w:t>Cablong</w:t>
-      </w:r>
-      <w:proofErr w:type="spellEnd"/>
-      <w:r>
-        <w:rPr>
-          <w:rFonts w:ascii="Times New Roman" w:hAnsi="Times New Roman" w:cs="Times New Roman"/>
-          <w:color w:val="000000" w:themeColor="text1"/>
-        </w:rPr>
-        <w:t>,</w:t>
-      </w:r>
-      <w:r>
-        <w:rPr>
-          <w:rFonts w:ascii="Times New Roman" w:hAnsi="Times New Roman" w:cs="Times New Roman"/>
-          <w:color w:val="000000" w:themeColor="text1"/>
-        </w:rPr>
-        <w:t xml:space="preserve"> </w:t>
-      </w:r>
-      <w:proofErr w:type="spellStart"/>
-      <w:r>
-        <w:rPr>
-          <w:rFonts w:ascii="Times New Roman" w:hAnsi="Times New Roman" w:cs="Times New Roman"/>
-          <w:color w:val="000000" w:themeColor="text1"/>
-        </w:rPr>
-        <w:t>Pozorrubio</w:t>
-      </w:r>
-      <w:proofErr w:type="spellEnd"/>
-      <w:r>
-        <w:rPr>
-          <w:rFonts w:ascii="Times New Roman" w:hAnsi="Times New Roman" w:cs="Times New Roman"/>
-          <w:color w:val="000000" w:themeColor="text1"/>
-        </w:rPr>
-        <w:t xml:space="preserve">, </w:t>
-      </w:r>
-      <w:proofErr w:type="spellStart"/>
-      <w:r>
-        <w:rPr>
-          <w:rFonts w:ascii="Times New Roman" w:hAnsi="Times New Roman" w:cs="Times New Roman"/>
-          <w:color w:val="000000" w:themeColor="text1"/>
-        </w:rPr>
-        <w:t>Pangasinan</w:t>
-      </w:r>
-      <w:proofErr w:type="spellEnd"/>
-      <w:r>
-        <w:rPr>
-          <w:rFonts w:ascii="Times New Roman" w:hAnsi="Times New Roman" w:cs="Times New Roman"/>
-          <w:color w:val="000000" w:themeColor="text1"/>
-        </w:rPr>
-        <w:tab/>
-        <w:t xml:space="preserve">      </w:t>
-      </w:r>
-    </w:p>
-    <w:p>
-      <w:pPr>
-        <w:rPr>
-          <w:rFonts w:ascii="Times New Roman" w:hAnsi="Times New Roman" w:cs="Times New Roman"/>
-          <w:color w:val="000000" w:themeColor="text1"/>
-        </w:rPr>
-      </w:pPr>
-      <w:r>
-        <w:rPr>
-          <w:rFonts w:ascii="Times New Roman" w:hAnsi="Times New Roman" w:cs="Times New Roman"/>
-          <w:color w:val="000000" w:themeColor="text1"/>
-        </w:rPr>
-        <w:t xml:space="preserve">Civil Status: </w:t>
-      </w:r>
-      <w:r>
-        <w:rPr>
-          <w:rFonts w:ascii="Times New Roman" w:hAnsi="Times New Roman" w:cs="Times New Roman"/>
-          <w:color w:val="000000" w:themeColor="text1"/>
-        </w:rPr>
-        <w:tab/>
-        <w:t>Single</w:t>
-      </w:r>
-      <w:r>
-        <w:rPr>
-          <w:rFonts w:ascii="Times New Roman" w:hAnsi="Times New Roman" w:cs="Times New Roman"/>
-          <w:color w:val="000000" w:themeColor="text1"/>
-        </w:rPr>
-        <w:tab/>
-      </w:r>
-      <w:r>
-        <w:rPr>
-          <w:rFonts w:ascii="Times New Roman" w:hAnsi="Times New Roman" w:cs="Times New Roman"/>
-          <w:color w:val="000000" w:themeColor="text1"/>
-        </w:rPr>
-        <w:tab/>
-      </w:r>
-      <w:r>
-        <w:rPr>
-          <w:rFonts w:ascii="Times New Roman" w:hAnsi="Times New Roman" w:cs="Times New Roman"/>
-          <w:color w:val="000000" w:themeColor="text1"/>
-        </w:rPr>
-        <w:tab/>
-      </w:r>
-      <w:r>
-        <w:rPr>
-          <w:rFonts w:ascii="Times New Roman" w:hAnsi="Times New Roman" w:cs="Times New Roman"/>
-          <w:color w:val="000000" w:themeColor="text1"/>
-        </w:rPr>
-        <w:tab/>
-      </w:r>
-      <w:r>
-        <w:rPr>
-          <w:rFonts w:ascii="Times New Roman" w:hAnsi="Times New Roman" w:cs="Times New Roman"/>
-          <w:color w:val="000000" w:themeColor="text1"/>
-        </w:rPr>
-        <w:tab/>
-      </w:r>
-      <w:r>
-        <w:rPr>
-          <w:rFonts w:ascii="Times New Roman" w:hAnsi="Times New Roman" w:cs="Times New Roman"/>
-          <w:color w:val="000000" w:themeColor="text1"/>
-        </w:rPr>
-        <w:t xml:space="preserve">       </w:t>
-      </w:r>
-      <w:r>
-        <w:rPr>
-          <w:rFonts w:ascii="Times New Roman" w:hAnsi="Times New Roman" w:cs="Times New Roman"/>
-          <w:color w:val="000000" w:themeColor="text1"/>
-        </w:rPr>
-        <w:t xml:space="preserve">S.Y </w:t>
-      </w:r>
-      <w:r>
-        <w:rPr>
-          <w:rFonts w:ascii="Times New Roman" w:hAnsi="Times New Roman" w:cs="Times New Roman"/>
-          <w:color w:val="000000" w:themeColor="text1"/>
-        </w:rPr>
-        <w:t xml:space="preserve">2018 - </w:t>
-      </w:r>
-      <w:proofErr w:type="spellStart"/>
-      <w:r>
-        <w:rPr>
-          <w:rFonts w:ascii="Times New Roman" w:hAnsi="Times New Roman" w:cs="Times New Roman"/>
-          <w:color w:val="000000" w:themeColor="text1"/>
-        </w:rPr>
-        <w:t>Ongoing</w:t>
-      </w:r>
-      <w:proofErr w:type="spellEnd"/>
-      <w:r>
-        <w:rPr>
-          <w:rFonts w:ascii="Times New Roman" w:hAnsi="Times New Roman" w:cs="Times New Roman"/>
-          <w:color w:val="000000" w:themeColor="text1"/>
-        </w:rPr>
-        <w:tab/>
-      </w:r>
-      <w:r>
-        <w:rPr>
-          <w:rFonts w:ascii="Times New Roman" w:hAnsi="Times New Roman" w:cs="Times New Roman"/>
-          <w:color w:val="000000" w:themeColor="text1"/>
-        </w:rPr>
-        <w:tab/>
-      </w:r>
-      <w:r>
-        <w:rPr>
-          <w:rFonts w:ascii="Times New Roman" w:hAnsi="Times New Roman" w:cs="Times New Roman"/>
-          <w:color w:val="000000" w:themeColor="text1"/>
-        </w:rPr>
-        <w:t xml:space="preserve">            </w:t>
-      </w:r>
-    </w:p>
-    <w:p>
-      <w:pPr>
-        <w:rPr>
-          <w:rFonts w:ascii="Times New Roman" w:hAnsi="Times New Roman" w:cs="Times New Roman"/>
-          <w:color w:val="000000" w:themeColor="text1"/>
-        </w:rPr>
-      </w:pPr>
-      <w:r>
-        <w:rPr>
-          <w:rFonts w:ascii="Times New Roman" w:hAnsi="Times New Roman" w:cs="Times New Roman"/>
-          <w:color w:val="000000" w:themeColor="text1"/>
-        </w:rPr>
-        <w:t xml:space="preserve">Height: </w:t>
-      </w:r>
-      <w:r>
-        <w:rPr>
-          <w:rFonts w:ascii="Times New Roman" w:hAnsi="Times New Roman" w:cs="Times New Roman"/>
-          <w:color w:val="000000" w:themeColor="text1"/>
-        </w:rPr>
-        <w:tab/>
-      </w:r>
-      <w:r>
-        <w:rPr>
-          <w:rFonts w:ascii="Times New Roman" w:hAnsi="Times New Roman" w:cs="Times New Roman"/>
-          <w:color w:val="000000" w:themeColor="text1"/>
-        </w:rPr>
-        <w:tab/>
-      </w:r>
-      <w:r>
-        <w:rPr>
-          <w:rFonts w:ascii="Times New Roman" w:hAnsi="Times New Roman" w:cs="Times New Roman"/>
-          <w:color w:val="000000" w:themeColor="text1"/>
-        </w:rPr>
-        <w:t>5</w:t>
-      </w:r>
-      <w:r>
-        <w:rPr>
-          <w:rFonts w:ascii="Times New Roman" w:hAnsi="Times New Roman" w:cs="Times New Roman"/>
-          <w:color w:val="000000" w:themeColor="text1"/>
-        </w:rPr>
-        <w:t>’</w:t>
-      </w:r>
-      <w:r>
-        <w:rPr>
-          <w:rFonts w:ascii="Times New Roman" w:hAnsi="Times New Roman" w:cs="Times New Roman"/>
-          <w:color w:val="000000" w:themeColor="text1"/>
-        </w:rPr>
-        <w:t>7</w:t>
-      </w:r>
-      <w:r>
-        <w:rPr>
-          <w:rFonts w:ascii="Times New Roman" w:hAnsi="Times New Roman" w:cs="Times New Roman"/>
-          <w:color w:val="000000" w:themeColor="text1"/>
-        </w:rPr>
-        <w:t>”</w:t>
-      </w:r>
-      <w:r>
-        <w:rPr>
-          <w:rFonts w:ascii="Times New Roman" w:hAnsi="Times New Roman" w:cs="Times New Roman"/>
-          <w:color w:val="000000" w:themeColor="text1"/>
-        </w:rPr>
-        <w:tab/>
-      </w:r>
-      <w:r>
-        <w:rPr>
-          <w:rFonts w:ascii="Times New Roman" w:hAnsi="Times New Roman" w:cs="Times New Roman"/>
-          <w:color w:val="000000" w:themeColor="text1"/>
-        </w:rPr>
-        <w:tab/>
-      </w:r>
-      <w:r>
-        <w:rPr>
-          <w:rFonts w:ascii="Times New Roman" w:hAnsi="Times New Roman" w:cs="Times New Roman"/>
-          <w:color w:val="000000" w:themeColor="text1"/>
-        </w:rPr>
-        <w:tab/>
-      </w:r>
-      <w:r>
-        <w:rPr>
-          <w:rFonts w:ascii="Times New Roman" w:hAnsi="Times New Roman" w:cs="Times New Roman"/>
-          <w:color w:val="000000" w:themeColor="text1"/>
-        </w:rPr>
-        <w:tab/>
-      </w:r>
-      <w:r>
-        <w:rPr>
-          <w:rFonts w:ascii="Times New Roman" w:hAnsi="Times New Roman" w:cs="Times New Roman"/>
-          <w:color w:val="000000" w:themeColor="text1"/>
-        </w:rPr>
-        <w:tab/>
-        <w:t xml:space="preserve">            </w:t>
-      </w:r>
-    </w:p>
-    <w:p>
-      <w:pPr>
-        <w:rPr>
-          <w:rFonts w:ascii="Times New Roman" w:hAnsi="Times New Roman" w:cs="Times New Roman"/>
-          <w:color w:val="000000" w:themeColor="text1"/>
-        </w:rPr>
-      </w:pPr>
-      <w:r>
-        <w:rPr>
-          <w:rFonts w:ascii="Times New Roman" w:hAnsi="Times New Roman" w:cs="Times New Roman"/>
-          <w:color w:val="000000" w:themeColor="text1"/>
-        </w:rPr>
-        <w:t xml:space="preserve">Weight: </w:t>
-      </w:r>
-      <w:r>
-        <w:rPr>
-          <w:rFonts w:ascii="Times New Roman" w:hAnsi="Times New Roman" w:cs="Times New Roman"/>
-          <w:color w:val="000000" w:themeColor="text1"/>
-        </w:rPr>
-        <w:tab/>
-      </w:r>
-      <w:r>
-        <w:rPr>
-          <w:rFonts w:ascii="Times New Roman" w:hAnsi="Times New Roman" w:cs="Times New Roman"/>
-          <w:color w:val="000000" w:themeColor="text1"/>
-        </w:rPr>
-        <w:t>69</w:t>
-      </w:r>
-      <w:r>
-        <w:rPr>
-          <w:rFonts w:ascii="Times New Roman" w:hAnsi="Times New Roman" w:cs="Times New Roman"/>
-          <w:color w:val="000000" w:themeColor="text1"/>
-        </w:rPr>
-        <w:t>kg</w:t>
-      </w:r>
-      <w:r>
-        <w:rPr>
-          <w:rFonts w:ascii="Times New Roman" w:hAnsi="Times New Roman" w:cs="Times New Roman"/>
-          <w:color w:val="000000" w:themeColor="text1"/>
-        </w:rPr>
-        <w:tab/>
-      </w:r>
-      <w:r>
-        <w:rPr>
-          <w:rFonts w:ascii="Times New Roman" w:hAnsi="Times New Roman" w:cs="Times New Roman"/>
-          <w:color w:val="000000" w:themeColor="text1"/>
-        </w:rPr>
-        <w:tab/>
-      </w:r>
-      <w:r>
-        <w:rPr>
-          <w:rFonts w:ascii="Times New Roman" w:hAnsi="Times New Roman" w:cs="Times New Roman"/>
-          <w:color w:val="000000" w:themeColor="text1"/>
-        </w:rPr>
-        <w:tab/>
-        <w:t xml:space="preserve">      </w:t>
-      </w:r>
-      <w:r>
-        <w:rPr>
-          <w:rFonts w:ascii="Times New Roman" w:hAnsi="Times New Roman" w:cs="Times New Roman"/>
           <w:color w:val="000000" w:themeColor="text1"/>
         </w:rPr>
         <w:t>Secondary</w:t>
@@ -1635,28 +1642,14 @@
           <w:rFonts w:ascii="Times New Roman" w:hAnsi="Times New Roman" w:cs="Times New Roman"/>
           <w:color w:val="000000" w:themeColor="text1"/>
         </w:rPr>
-        <w:t xml:space="preserve">       </w:t>
-      </w:r>
-      <w:r>
-        <w:rPr>
-          <w:rFonts w:ascii="Times New Roman" w:hAnsi="Times New Roman" w:cs="Times New Roman"/>
-          <w:color w:val="000000" w:themeColor="text1"/>
-        </w:rPr>
-        <w:t>Senior High</w:t>
-      </w:r>
-      <w:r>
-        <w:rPr>
-          <w:rFonts w:ascii="Times New Roman" w:hAnsi="Times New Roman" w:cs="Times New Roman"/>
-          <w:color w:val="000000" w:themeColor="text1"/>
-        </w:rPr>
-        <w:t xml:space="preserve"> </w:t>
-      </w:r>
-      <w:r>
-        <w:rPr>
-          <w:rFonts w:ascii="Times New Roman" w:hAnsi="Times New Roman" w:cs="Times New Roman"/>
-          <w:color w:val="000000" w:themeColor="text1"/>
-        </w:rPr>
-        <w:t xml:space="preserve">(ICT Strand)        </w:t>
+        <w:t xml:space="preserve">       Senior High</w:t>
+      </w:r>
+      <w:r>
+        <w:rPr>
+          <w:rFonts w:ascii="Times New Roman" w:hAnsi="Times New Roman" w:cs="Times New Roman"/>
+          <w:color w:val="000000" w:themeColor="text1"/>
+        </w:rPr>
+        <w:t xml:space="preserve"> (ICT Strand)        </w:t>
       </w:r>
       <w:r>
         <w:rPr>
@@ -1880,7 +1873,7 @@
         <w:rPr>
           <w:rFonts w:ascii="Times New Roman" w:hAnsi="Times New Roman" w:cs="Times New Roman"/>
           <w:b/>
-          <w:color w:val="31849B" w:themeColor="accent5" w:themeShade="BF"/>
+          <w:color w:val="1F7C83"/>
         </w:rPr>
         <w:t>Skills</w:t>
       </w:r>
@@ -1963,7 +1956,7 @@
           <w:rFonts w:ascii="Times New Roman" w:hAnsi="Times New Roman" w:cs="Times New Roman"/>
           <w:color w:val="000000" w:themeColor="text1"/>
         </w:rPr>
-        <w:t>Game Development &amp; Design</w:t>
+        <w:t>Game Development</w:t>
       </w:r>
       <w:r>
         <w:rPr>
@@ -2020,7 +2013,7 @@
           <w:rFonts w:ascii="Times New Roman" w:hAnsi="Times New Roman" w:cs="Times New Roman"/>
           <w:color w:val="000000" w:themeColor="text1"/>
         </w:rPr>
-        <w:t>Java, C# &amp; Ink (Scripting Language)</w:t>
+        <w:t>Web Development</w:t>
       </w:r>
       <w:r>
         <w:rPr>
@@ -2085,21 +2078,29 @@
           <w:rFonts w:ascii="Times New Roman" w:hAnsi="Times New Roman" w:cs="Times New Roman"/>
           <w:color w:val="000000" w:themeColor="text1"/>
         </w:rPr>
-        <w:t>Graphics Design &amp; Pixel Art</w:t>
-      </w:r>
-      <w:r>
-        <w:rPr>
-          <w:rFonts w:ascii="Times New Roman" w:hAnsi="Times New Roman" w:cs="Times New Roman"/>
-          <w:color w:val="000000" w:themeColor="text1"/>
-        </w:rPr>
-        <w:tab/>
-      </w:r>
-      <w:r>
-        <w:rPr>
-          <w:rFonts w:ascii="Times New Roman" w:hAnsi="Times New Roman" w:cs="Times New Roman"/>
-          <w:color w:val="000000" w:themeColor="text1"/>
-        </w:rPr>
-        <w:tab/>
+        <w:t>Graphics Design</w:t>
+      </w:r>
+      <w:r>
+        <w:rPr>
+          <w:rFonts w:ascii="Times New Roman" w:hAnsi="Times New Roman" w:cs="Times New Roman"/>
+          <w:color w:val="000000" w:themeColor="text1"/>
+        </w:rPr>
+        <w:tab/>
+      </w:r>
+      <w:r>
+        <w:rPr>
+          <w:rFonts w:ascii="Times New Roman" w:hAnsi="Times New Roman" w:cs="Times New Roman"/>
+          <w:color w:val="000000" w:themeColor="text1"/>
+        </w:rPr>
+        <w:tab/>
+      </w:r>
+      <w:r>
+        <w:rPr>
+          <w:rFonts w:ascii="Times New Roman" w:hAnsi="Times New Roman" w:cs="Times New Roman"/>
+          <w:color w:val="000000" w:themeColor="text1"/>
+        </w:rPr>
+        <w:tab/>
+        <w:t xml:space="preserve">       </w:t>
       </w:r>
       <w:r>
         <w:rPr>
@@ -2137,7 +2138,7 @@
           <w:rFonts w:ascii="Times New Roman" w:hAnsi="Times New Roman" w:cs="Times New Roman"/>
           <w:color w:val="000000" w:themeColor="text1"/>
         </w:rPr>
-        <w:t>Interpersonal Skills &amp; Flexible</w:t>
+        <w:t>Interpersonal Skills</w:t>
       </w:r>
       <w:r>
         <w:rPr>
@@ -2173,6 +2174,14 @@
           <w:rFonts w:ascii="Times New Roman" w:hAnsi="Times New Roman" w:cs="Times New Roman"/>
           <w:color w:val="000000" w:themeColor="text1"/>
         </w:rPr>
+        <w:t xml:space="preserve">       </w:t>
+      </w:r>
+      <w:r>
+        <w:rPr>
+          <w:rFonts w:ascii="Times New Roman" w:hAnsi="Times New Roman" w:cs="Times New Roman"/>
+          <w:color w:val="000000" w:themeColor="text1"/>
+        </w:rPr>
+        <w:tab/>
         <w:t xml:space="preserve">       </w:t>
       </w:r>
       <w:proofErr w:type="spellStart"/>
@@ -2272,7 +2281,7 @@
         <w:rPr>
           <w:rFonts w:ascii="Times New Roman" w:hAnsi="Times New Roman" w:cs="Times New Roman"/>
           <w:b/>
-          <w:color w:val="31849B" w:themeColor="accent5" w:themeShade="BF"/>
+          <w:color w:val="1F7C83"/>
         </w:rPr>
         <w:t>Character References</w:t>
       </w:r>
@@ -2362,7 +2371,7 @@
           <w:rFonts w:ascii="Times New Roman" w:hAnsi="Times New Roman" w:cs="Times New Roman"/>
           <w:color w:val="000000" w:themeColor="text1"/>
         </w:rPr>
-        <w:t>Ms.</w:t>
+        <w:t>Dr.</w:t>
       </w:r>
       <w:proofErr w:type="spellEnd"/>
       <w:r>
@@ -2372,13 +2381,31 @@
         </w:rPr>
         <w:t xml:space="preserve"> </w:t>
       </w:r>
-      <w:r>
-        <w:rPr>
-          <w:rFonts w:ascii="Times New Roman" w:hAnsi="Times New Roman" w:cs="Times New Roman"/>
-          <w:color w:val="000000" w:themeColor="text1"/>
-        </w:rPr>
-        <w:t>Ruby Grace Christi Quiroz</w:t>
-      </w:r>
+      <w:proofErr w:type="spellStart"/>
+      <w:r>
+        <w:rPr>
+          <w:rFonts w:ascii="Times New Roman" w:hAnsi="Times New Roman" w:cs="Times New Roman"/>
+          <w:color w:val="000000" w:themeColor="text1"/>
+        </w:rPr>
+        <w:t>Diosdado</w:t>
+      </w:r>
+      <w:proofErr w:type="spellEnd"/>
+      <w:r>
+        <w:rPr>
+          <w:rFonts w:ascii="Times New Roman" w:hAnsi="Times New Roman" w:cs="Times New Roman"/>
+          <w:color w:val="000000" w:themeColor="text1"/>
+        </w:rPr>
+        <w:t xml:space="preserve"> </w:t>
+      </w:r>
+      <w:proofErr w:type="spellStart"/>
+      <w:r>
+        <w:rPr>
+          <w:rFonts w:ascii="Times New Roman" w:hAnsi="Times New Roman" w:cs="Times New Roman"/>
+          <w:color w:val="000000" w:themeColor="text1"/>
+        </w:rPr>
+        <w:t>Caronongan</w:t>
+      </w:r>
+      <w:proofErr w:type="spellEnd"/>
       <w:r>
         <w:rPr>
           <w:rFonts w:ascii="Times New Roman" w:hAnsi="Times New Roman" w:cs="Times New Roman"/>
@@ -2432,14 +2459,7 @@
           <w:rFonts w:ascii="Times New Roman" w:hAnsi="Times New Roman" w:cs="Times New Roman"/>
           <w:color w:val="000000" w:themeColor="text1"/>
         </w:rPr>
-        <w:t xml:space="preserve">    </w:t>
-      </w:r>
-      <w:r>
-        <w:rPr>
-          <w:rFonts w:ascii="Times New Roman" w:hAnsi="Times New Roman" w:cs="Times New Roman"/>
-          <w:color w:val="000000" w:themeColor="text1"/>
-        </w:rPr>
-        <w:t xml:space="preserve"> </w:t>
+        <w:t xml:space="preserve">     </w:t>
       </w:r>
     </w:p>
     <w:p>
@@ -2454,36 +2474,33 @@
           <w:rFonts w:ascii="Times New Roman" w:hAnsi="Times New Roman" w:cs="Times New Roman"/>
           <w:color w:val="000000" w:themeColor="text1"/>
         </w:rPr>
-        <w:t>Account Officer</w:t>
-      </w:r>
-      <w:r>
-        <w:rPr>
-          <w:rFonts w:ascii="Times New Roman" w:hAnsi="Times New Roman" w:cs="Times New Roman"/>
-          <w:color w:val="000000" w:themeColor="text1"/>
-        </w:rPr>
-        <w:t xml:space="preserve"> </w:t>
-      </w:r>
-      <w:r>
-        <w:rPr>
-          <w:rFonts w:ascii="Times New Roman" w:hAnsi="Times New Roman" w:cs="Times New Roman"/>
-          <w:color w:val="000000" w:themeColor="text1"/>
-        </w:rPr>
-        <w:t xml:space="preserve">/ </w:t>
-      </w:r>
-      <w:r>
-        <w:rPr>
-          <w:rFonts w:ascii="Times New Roman" w:hAnsi="Times New Roman" w:cs="Times New Roman"/>
-          <w:color w:val="000000" w:themeColor="text1"/>
-        </w:rPr>
-        <w:tab/>
-      </w:r>
-      <w:r>
-        <w:rPr>
-          <w:rFonts w:ascii="Times New Roman" w:hAnsi="Times New Roman" w:cs="Times New Roman"/>
-          <w:color w:val="000000" w:themeColor="text1"/>
-        </w:rPr>
-        <w:tab/>
-      </w:r>
+        <w:t xml:space="preserve">ULCSS Dean / </w:t>
+      </w:r>
+      <w:proofErr w:type="spellStart"/>
+      <w:r>
+        <w:rPr>
+          <w:rFonts w:ascii="Times New Roman" w:hAnsi="Times New Roman" w:cs="Times New Roman"/>
+          <w:color w:val="000000" w:themeColor="text1"/>
+        </w:rPr>
+        <w:t>Dagupan</w:t>
+      </w:r>
+      <w:proofErr w:type="spellEnd"/>
+      <w:r>
+        <w:rPr>
+          <w:rFonts w:ascii="Times New Roman" w:hAnsi="Times New Roman" w:cs="Times New Roman"/>
+          <w:color w:val="000000" w:themeColor="text1"/>
+        </w:rPr>
+        <w:t xml:space="preserve">, </w:t>
+      </w:r>
+      <w:proofErr w:type="spellStart"/>
+      <w:r>
+        <w:rPr>
+          <w:rFonts w:ascii="Times New Roman" w:hAnsi="Times New Roman" w:cs="Times New Roman"/>
+          <w:color w:val="000000" w:themeColor="text1"/>
+        </w:rPr>
+        <w:t>Pangasinan</w:t>
+      </w:r>
+      <w:proofErr w:type="spellEnd"/>
       <w:r>
         <w:rPr>
           <w:rFonts w:ascii="Times New Roman" w:hAnsi="Times New Roman" w:cs="Times New Roman"/>
@@ -2546,29 +2563,17 @@
           <w:color w:val="000000" w:themeColor="text1"/>
         </w:rPr>
       </w:pPr>
-      <w:r>
-        <w:rPr>
-          <w:rFonts w:ascii="Times New Roman" w:hAnsi="Times New Roman" w:cs="Times New Roman"/>
-          <w:color w:val="000000" w:themeColor="text1"/>
-        </w:rPr>
-        <w:t>San Carlos</w:t>
-      </w:r>
-      <w:r>
-        <w:rPr>
-          <w:rFonts w:ascii="Times New Roman" w:hAnsi="Times New Roman" w:cs="Times New Roman"/>
-          <w:color w:val="000000" w:themeColor="text1"/>
-        </w:rPr>
-        <w:t xml:space="preserve">, </w:t>
-      </w:r>
-      <w:proofErr w:type="spellStart"/>
-      <w:r>
-        <w:rPr>
-          <w:rFonts w:ascii="Times New Roman" w:hAnsi="Times New Roman" w:cs="Times New Roman"/>
-          <w:color w:val="000000" w:themeColor="text1"/>
-        </w:rPr>
-        <w:t>Pangasinan</w:t>
-      </w:r>
-      <w:proofErr w:type="spellEnd"/>
+      <w:hyperlink r:id="rId10" w:history="1">
+        <w:r>
+          <w:rPr>
+            <w:rStyle w:val="Hyperlink"/>
+            <w:rFonts w:ascii="Times New Roman" w:hAnsi="Times New Roman" w:cs="Times New Roman"/>
+            <w:color w:val="000000" w:themeColor="text1"/>
+            <w:u w:val="none"/>
+          </w:rPr>
+          <w:t>sirscorpion01@gmail.com</w:t>
+        </w:r>
+      </w:hyperlink>
       <w:r>
         <w:rPr>
           <w:rFonts w:ascii="Times New Roman" w:hAnsi="Times New Roman" w:cs="Times New Roman"/>
@@ -2582,13 +2587,6 @@
           <w:color w:val="000000" w:themeColor="text1"/>
         </w:rPr>
         <w:t xml:space="preserve">       </w:t>
-      </w:r>
-      <w:r>
-        <w:rPr>
-          <w:rFonts w:ascii="Times New Roman" w:hAnsi="Times New Roman" w:cs="Times New Roman"/>
-          <w:color w:val="000000" w:themeColor="text1"/>
-        </w:rPr>
-        <w:tab/>
       </w:r>
       <w:r>
         <w:rPr>
@@ -2649,7 +2647,614 @@
           <w:color w:val="000000" w:themeColor="text1"/>
         </w:rPr>
       </w:pPr>
-      <w:hyperlink r:id="rId10" w:history="1">
+      <w:r>
+        <w:rPr>
+          <w:rFonts w:ascii="Times New Roman" w:hAnsi="Times New Roman" w:cs="Times New Roman"/>
+          <w:color w:val="000000" w:themeColor="text1"/>
+        </w:rPr>
+        <w:tab/>
+      </w:r>
+      <w:r>
+        <w:rPr>
+          <w:rFonts w:ascii="Times New Roman" w:hAnsi="Times New Roman" w:cs="Times New Roman"/>
+          <w:color w:val="000000" w:themeColor="text1"/>
+        </w:rPr>
+        <w:tab/>
+      </w:r>
+      <w:r>
+        <w:rPr>
+          <w:rFonts w:ascii="Times New Roman" w:hAnsi="Times New Roman" w:cs="Times New Roman"/>
+          <w:color w:val="000000" w:themeColor="text1"/>
+        </w:rPr>
+        <w:tab/>
+      </w:r>
+      <w:r>
+        <w:rPr>
+          <w:rFonts w:ascii="Times New Roman" w:hAnsi="Times New Roman" w:cs="Times New Roman"/>
+          <w:color w:val="000000" w:themeColor="text1"/>
+        </w:rPr>
+        <w:tab/>
+      </w:r>
+      <w:r>
+        <w:rPr>
+          <w:rFonts w:ascii="Times New Roman" w:hAnsi="Times New Roman" w:cs="Times New Roman"/>
+          <w:color w:val="000000" w:themeColor="text1"/>
+        </w:rPr>
+        <w:tab/>
+        <w:t xml:space="preserve">       </w:t>
+      </w:r>
+    </w:p>
+    <w:p>
+      <w:pPr>
+        <w:rPr>
+          <w:rFonts w:ascii="Times New Roman" w:hAnsi="Times New Roman" w:cs="Times New Roman"/>
+          <w:b/>
+          <w:color w:val="31849B" w:themeColor="accent5" w:themeShade="BF"/>
+        </w:rPr>
+      </w:pPr>
+      <w:r>
+        <w:rPr>
+          <w:rFonts w:ascii="Times New Roman" w:hAnsi="Times New Roman" w:cs="Times New Roman"/>
+          <w:color w:val="000000" w:themeColor="text1"/>
+        </w:rPr>
+        <w:t>Sir Marco Emil Aquino</w:t>
+      </w:r>
+      <w:r>
+        <w:rPr>
+          <w:rFonts w:ascii="Times New Roman" w:hAnsi="Times New Roman" w:cs="Times New Roman"/>
+          <w:color w:val="000000" w:themeColor="text1"/>
+        </w:rPr>
+        <w:tab/>
+      </w:r>
+      <w:r>
+        <w:rPr>
+          <w:rFonts w:ascii="Times New Roman" w:hAnsi="Times New Roman" w:cs="Times New Roman"/>
+          <w:color w:val="000000" w:themeColor="text1"/>
+        </w:rPr>
+        <w:tab/>
+      </w:r>
+      <w:r>
+        <w:rPr>
+          <w:rFonts w:ascii="Times New Roman" w:hAnsi="Times New Roman" w:cs="Times New Roman"/>
+          <w:color w:val="000000" w:themeColor="text1"/>
+        </w:rPr>
+        <w:tab/>
+      </w:r>
+      <w:r>
+        <w:rPr>
+          <w:rFonts w:ascii="Times New Roman" w:hAnsi="Times New Roman" w:cs="Times New Roman"/>
+          <w:color w:val="000000" w:themeColor="text1"/>
+        </w:rPr>
+        <w:t xml:space="preserve">       </w:t>
+      </w:r>
+      <w:r>
+        <w:rPr>
+          <w:rFonts w:ascii="Times New Roman" w:hAnsi="Times New Roman" w:cs="Times New Roman"/>
+          <w:b/>
+          <w:color w:val="1F7C83"/>
+        </w:rPr>
+        <w:t>Certification from Trainings</w:t>
+      </w:r>
+    </w:p>
+    <w:p>
+      <w:pPr>
+        <w:rPr>
+          <w:rFonts w:ascii="Times New Roman" w:hAnsi="Times New Roman" w:cs="Times New Roman"/>
+          <w:color w:val="000000" w:themeColor="text1"/>
+        </w:rPr>
+      </w:pPr>
+      <w:r>
+        <w:rPr>
+          <w:rFonts w:ascii="Times New Roman" w:hAnsi="Times New Roman" w:cs="Times New Roman"/>
+          <w:color w:val="000000" w:themeColor="text1"/>
+        </w:rPr>
+        <w:t>College Instructor</w:t>
+      </w:r>
+      <w:r>
+        <w:rPr>
+          <w:rFonts w:ascii="Times New Roman" w:hAnsi="Times New Roman" w:cs="Times New Roman"/>
+          <w:color w:val="000000" w:themeColor="text1"/>
+        </w:rPr>
+        <w:t xml:space="preserve"> /</w:t>
+      </w:r>
+      <w:r>
+        <w:rPr>
+          <w:rFonts w:ascii="Times New Roman" w:hAnsi="Times New Roman" w:cs="Times New Roman"/>
+          <w:color w:val="000000" w:themeColor="text1"/>
+        </w:rPr>
+        <w:tab/>
+      </w:r>
+      <w:r>
+        <w:rPr>
+          <w:rFonts w:ascii="Times New Roman" w:hAnsi="Times New Roman" w:cs="Times New Roman"/>
+          <w:b/>
+          <w:color w:val="000000" w:themeColor="text1"/>
+        </w:rPr>
+        <w:tab/>
+      </w:r>
+      <w:r>
+        <w:rPr>
+          <w:rFonts w:ascii="Times New Roman" w:hAnsi="Times New Roman" w:cs="Times New Roman"/>
+          <w:b/>
+          <w:color w:val="000000" w:themeColor="text1"/>
+        </w:rPr>
+        <w:tab/>
+      </w:r>
+      <w:r>
+        <w:rPr>
+          <w:rFonts w:ascii="Times New Roman" w:hAnsi="Times New Roman" w:cs="Times New Roman"/>
+          <w:b/>
+          <w:color w:val="000000" w:themeColor="text1"/>
+        </w:rPr>
+        <w:t xml:space="preserve">       </w:t>
+      </w:r>
+      <w:r>
+        <w:rPr>
+          <w:rFonts w:ascii="Times New Roman" w:hAnsi="Times New Roman" w:cs="Times New Roman"/>
+          <w:color w:val="000000" w:themeColor="text1"/>
+        </w:rPr>
+        <w:t xml:space="preserve">Certificate for Completion of </w:t>
+      </w:r>
+      <w:r>
+        <w:rPr>
+          <w:rFonts w:ascii="Times New Roman" w:hAnsi="Times New Roman" w:cs="Times New Roman"/>
+          <w:color w:val="000000" w:themeColor="text1"/>
+        </w:rPr>
+        <w:t>500</w:t>
+      </w:r>
+      <w:r>
+        <w:rPr>
+          <w:rFonts w:ascii="Times New Roman" w:hAnsi="Times New Roman" w:cs="Times New Roman"/>
+          <w:color w:val="000000" w:themeColor="text1"/>
+        </w:rPr>
+        <w:t xml:space="preserve"> </w:t>
+      </w:r>
+      <w:proofErr w:type="spellStart"/>
+      <w:r>
+        <w:rPr>
+          <w:rFonts w:ascii="Times New Roman" w:hAnsi="Times New Roman" w:cs="Times New Roman"/>
+          <w:color w:val="000000" w:themeColor="text1"/>
+        </w:rPr>
+        <w:t>hrs</w:t>
+      </w:r>
+      <w:proofErr w:type="spellEnd"/>
+      <w:r>
+        <w:rPr>
+          <w:rFonts w:ascii="Times New Roman" w:hAnsi="Times New Roman" w:cs="Times New Roman"/>
+          <w:color w:val="000000" w:themeColor="text1"/>
+        </w:rPr>
+        <w:t xml:space="preserve"> </w:t>
+      </w:r>
+      <w:r>
+        <w:rPr>
+          <w:rFonts w:ascii="Times New Roman" w:hAnsi="Times New Roman" w:cs="Times New Roman"/>
+          <w:color w:val="000000" w:themeColor="text1"/>
+        </w:rPr>
+        <w:t>On-the-job training</w:t>
+      </w:r>
+    </w:p>
+    <w:p>
+      <w:pPr>
+        <w:rPr>
+          <w:rFonts w:ascii="Times New Roman" w:hAnsi="Times New Roman" w:cs="Times New Roman"/>
+          <w:color w:val="000000" w:themeColor="text1"/>
+        </w:rPr>
+      </w:pPr>
+      <w:proofErr w:type="spellStart"/>
+      <w:r>
+        <w:rPr>
+          <w:rFonts w:ascii="Times New Roman" w:hAnsi="Times New Roman" w:cs="Times New Roman"/>
+          <w:color w:val="000000" w:themeColor="text1"/>
+        </w:rPr>
+        <w:t>Dagupan</w:t>
+      </w:r>
+      <w:proofErr w:type="spellEnd"/>
+      <w:r>
+        <w:rPr>
+          <w:rFonts w:ascii="Times New Roman" w:hAnsi="Times New Roman" w:cs="Times New Roman"/>
+          <w:color w:val="000000" w:themeColor="text1"/>
+        </w:rPr>
+        <w:t xml:space="preserve">, </w:t>
+      </w:r>
+      <w:proofErr w:type="spellStart"/>
+      <w:r>
+        <w:rPr>
+          <w:rFonts w:ascii="Times New Roman" w:hAnsi="Times New Roman" w:cs="Times New Roman"/>
+          <w:color w:val="000000" w:themeColor="text1"/>
+        </w:rPr>
+        <w:t>Pangasinan</w:t>
+      </w:r>
+      <w:proofErr w:type="spellEnd"/>
+      <w:r>
+        <w:rPr>
+          <w:rFonts w:ascii="Times New Roman" w:hAnsi="Times New Roman" w:cs="Times New Roman"/>
+          <w:color w:val="000000" w:themeColor="text1"/>
+        </w:rPr>
+        <w:t xml:space="preserve"> </w:t>
+      </w:r>
+      <w:r>
+        <w:rPr>
+          <w:rFonts w:ascii="Times New Roman" w:hAnsi="Times New Roman" w:cs="Times New Roman"/>
+          <w:color w:val="000000" w:themeColor="text1"/>
+        </w:rPr>
+        <w:tab/>
+      </w:r>
+      <w:r>
+        <w:rPr>
+          <w:rFonts w:ascii="Times New Roman" w:hAnsi="Times New Roman" w:cs="Times New Roman"/>
+          <w:color w:val="000000" w:themeColor="text1"/>
+        </w:rPr>
+        <w:tab/>
+      </w:r>
+      <w:r>
+        <w:rPr>
+          <w:rFonts w:ascii="Times New Roman" w:hAnsi="Times New Roman" w:cs="Times New Roman"/>
+          <w:color w:val="000000" w:themeColor="text1"/>
+        </w:rPr>
+        <w:tab/>
+        <w:t xml:space="preserve">       </w:t>
+      </w:r>
+      <w:r>
+        <w:rPr>
+          <w:rFonts w:ascii="Times New Roman" w:hAnsi="Times New Roman" w:cs="Times New Roman"/>
+          <w:color w:val="000000" w:themeColor="text1"/>
+        </w:rPr>
+        <w:t xml:space="preserve">University of </w:t>
+      </w:r>
+      <w:r>
+        <w:rPr>
+          <w:rFonts w:ascii="Times New Roman" w:hAnsi="Times New Roman" w:cs="Times New Roman"/>
+          <w:color w:val="000000" w:themeColor="text1"/>
+        </w:rPr>
+        <w:t xml:space="preserve">Luzon </w:t>
+      </w:r>
+      <w:proofErr w:type="spellStart"/>
+      <w:r>
+        <w:rPr>
+          <w:rFonts w:ascii="Times New Roman" w:hAnsi="Times New Roman" w:cs="Times New Roman"/>
+          <w:color w:val="000000" w:themeColor="text1"/>
+        </w:rPr>
+        <w:t>Pozorrubio</w:t>
+      </w:r>
+      <w:proofErr w:type="spellEnd"/>
+      <w:r>
+        <w:rPr>
+          <w:rFonts w:ascii="Times New Roman" w:hAnsi="Times New Roman" w:cs="Times New Roman"/>
+          <w:color w:val="000000" w:themeColor="text1"/>
+        </w:rPr>
+        <w:t xml:space="preserve"> Campus </w:t>
+      </w:r>
+      <w:r>
+        <w:rPr>
+          <w:rFonts w:ascii="Times New Roman" w:hAnsi="Times New Roman" w:cs="Times New Roman"/>
+          <w:color w:val="000000" w:themeColor="text1"/>
+        </w:rPr>
+        <w:t>(20</w:t>
+      </w:r>
+      <w:r>
+        <w:rPr>
+          <w:rFonts w:ascii="Times New Roman" w:hAnsi="Times New Roman" w:cs="Times New Roman"/>
+          <w:color w:val="000000" w:themeColor="text1"/>
+        </w:rPr>
+        <w:t>22</w:t>
+      </w:r>
+      <w:r>
+        <w:rPr>
+          <w:rFonts w:ascii="Times New Roman" w:hAnsi="Times New Roman" w:cs="Times New Roman"/>
+          <w:color w:val="000000" w:themeColor="text1"/>
+        </w:rPr>
+        <w:t>)</w:t>
+      </w:r>
+    </w:p>
+    <w:p>
+      <w:pPr>
+        <w:rPr>
+          <w:rFonts w:ascii="Times New Roman" w:hAnsi="Times New Roman" w:cs="Times New Roman"/>
+          <w:b/>
+          <w:color w:val="000000" w:themeColor="text1"/>
+        </w:rPr>
+      </w:pPr>
+      <w:r>
+        <w:rPr>
+          <w:rFonts w:ascii="Times New Roman" w:hAnsi="Times New Roman" w:cs="Times New Roman"/>
+          <w:color w:val="000000" w:themeColor="text1"/>
+        </w:rPr>
+        <w:t>nivlacolrac@gmail.com</w:t>
+      </w:r>
+      <w:r>
+        <w:rPr>
+          <w:rFonts w:ascii="Times New Roman" w:hAnsi="Times New Roman" w:cs="Times New Roman"/>
+          <w:b/>
+          <w:color w:val="000000" w:themeColor="text1"/>
+        </w:rPr>
+        <w:tab/>
+      </w:r>
+      <w:r>
+        <w:rPr>
+          <w:rFonts w:ascii="Times New Roman" w:hAnsi="Times New Roman" w:cs="Times New Roman"/>
+          <w:b/>
+          <w:color w:val="000000" w:themeColor="text1"/>
+        </w:rPr>
+        <w:t xml:space="preserve">       </w:t>
+      </w:r>
+    </w:p>
+    <w:p>
+      <w:pPr>
+        <w:rPr>
+          <w:rFonts w:ascii="Times New Roman" w:hAnsi="Times New Roman" w:cs="Times New Roman"/>
+          <w:color w:val="000000" w:themeColor="text1"/>
+        </w:rPr>
+      </w:pPr>
+      <w:r>
+        <w:rPr>
+          <w:rFonts w:ascii="Times New Roman" w:hAnsi="Times New Roman" w:cs="Times New Roman"/>
+          <w:color w:val="000000" w:themeColor="text1"/>
+        </w:rPr>
+        <w:tab/>
+        <w:t xml:space="preserve">      </w:t>
+      </w:r>
+      <w:r>
+        <w:rPr>
+          <w:rFonts w:ascii="Times New Roman" w:hAnsi="Times New Roman" w:cs="Times New Roman"/>
+          <w:color w:val="000000" w:themeColor="text1"/>
+        </w:rPr>
+        <w:tab/>
+      </w:r>
+      <w:r>
+        <w:rPr>
+          <w:rFonts w:ascii="Times New Roman" w:hAnsi="Times New Roman" w:cs="Times New Roman"/>
+          <w:color w:val="000000" w:themeColor="text1"/>
+        </w:rPr>
+        <w:tab/>
+        <w:t xml:space="preserve">       </w:t>
+      </w:r>
+      <w:r>
+        <w:rPr>
+          <w:rFonts w:ascii="Times New Roman" w:hAnsi="Times New Roman" w:cs="Times New Roman"/>
+          <w:color w:val="000000" w:themeColor="text1"/>
+        </w:rPr>
+        <w:tab/>
+      </w:r>
+      <w:r>
+        <w:rPr>
+          <w:rFonts w:ascii="Times New Roman" w:hAnsi="Times New Roman" w:cs="Times New Roman"/>
+          <w:color w:val="000000" w:themeColor="text1"/>
+        </w:rPr>
+        <w:tab/>
+        <w:t xml:space="preserve">       </w:t>
+      </w:r>
+      <w:proofErr w:type="gramStart"/>
+      <w:r>
+        <w:rPr>
+          <w:rFonts w:ascii="Times New Roman" w:hAnsi="Times New Roman" w:cs="Times New Roman"/>
+          <w:color w:val="000000" w:themeColor="text1"/>
+        </w:rPr>
+        <w:t xml:space="preserve">Certificate for Attending </w:t>
+      </w:r>
+      <w:r>
+        <w:rPr>
+          <w:rFonts w:ascii="Times New Roman" w:hAnsi="Times New Roman" w:cs="Times New Roman"/>
+          <w:color w:val="000000" w:themeColor="text1"/>
+        </w:rPr>
+        <w:t xml:space="preserve">of </w:t>
+      </w:r>
+      <w:r>
+        <w:rPr>
+          <w:rFonts w:ascii="Times New Roman" w:hAnsi="Times New Roman" w:cs="Times New Roman"/>
+          <w:color w:val="000000" w:themeColor="text1"/>
+        </w:rPr>
+        <w:t xml:space="preserve">UPSITF App </w:t>
+      </w:r>
+      <w:proofErr w:type="spellStart"/>
+      <w:r>
+        <w:rPr>
+          <w:rFonts w:ascii="Times New Roman" w:hAnsi="Times New Roman" w:cs="Times New Roman"/>
+          <w:color w:val="000000" w:themeColor="text1"/>
+        </w:rPr>
+        <w:t>Dev</w:t>
+      </w:r>
+      <w:r>
+        <w:rPr>
+          <w:rFonts w:ascii="Times New Roman" w:hAnsi="Times New Roman" w:cs="Times New Roman"/>
+          <w:color w:val="000000" w:themeColor="text1"/>
+        </w:rPr>
+        <w:t>t</w:t>
+      </w:r>
+      <w:proofErr w:type="spellEnd"/>
+      <w:r>
+        <w:rPr>
+          <w:rFonts w:ascii="Times New Roman" w:hAnsi="Times New Roman" w:cs="Times New Roman"/>
+          <w:color w:val="000000" w:themeColor="text1"/>
+        </w:rPr>
+        <w:t>.</w:t>
+      </w:r>
+      <w:proofErr w:type="gramEnd"/>
+      <w:r>
+        <w:rPr>
+          <w:rFonts w:ascii="Times New Roman" w:hAnsi="Times New Roman" w:cs="Times New Roman"/>
+          <w:color w:val="000000" w:themeColor="text1"/>
+        </w:rPr>
+        <w:t xml:space="preserve"> Lecture</w:t>
+      </w:r>
+    </w:p>
+    <w:p>
+      <w:pPr>
+        <w:rPr>
+          <w:rFonts w:ascii="Times New Roman" w:hAnsi="Times New Roman" w:cs="Times New Roman"/>
+          <w:color w:val="000000" w:themeColor="text1"/>
+        </w:rPr>
+      </w:pPr>
+      <w:proofErr w:type="spellStart"/>
+      <w:r>
+        <w:rPr>
+          <w:rFonts w:ascii="Times New Roman" w:hAnsi="Times New Roman" w:cs="Times New Roman"/>
+          <w:color w:val="000000" w:themeColor="text1"/>
+        </w:rPr>
+        <w:t>Ms.</w:t>
+      </w:r>
+      <w:proofErr w:type="spellEnd"/>
+      <w:r>
+        <w:rPr>
+          <w:rFonts w:ascii="Times New Roman" w:hAnsi="Times New Roman" w:cs="Times New Roman"/>
+          <w:color w:val="000000" w:themeColor="text1"/>
+        </w:rPr>
+        <w:t xml:space="preserve"> </w:t>
+      </w:r>
+      <w:r>
+        <w:rPr>
+          <w:rFonts w:ascii="Times New Roman" w:hAnsi="Times New Roman" w:cs="Times New Roman"/>
+          <w:color w:val="000000" w:themeColor="text1"/>
+        </w:rPr>
+        <w:t>Ruby Grace Christi Quiroz</w:t>
+      </w:r>
+      <w:r>
+        <w:rPr>
+          <w:rFonts w:ascii="Times New Roman" w:hAnsi="Times New Roman" w:cs="Times New Roman"/>
+          <w:color w:val="000000" w:themeColor="text1"/>
+        </w:rPr>
+        <w:tab/>
+      </w:r>
+      <w:r>
+        <w:rPr>
+          <w:rFonts w:ascii="Times New Roman" w:hAnsi="Times New Roman" w:cs="Times New Roman"/>
+          <w:color w:val="000000" w:themeColor="text1"/>
+        </w:rPr>
+        <w:tab/>
+        <w:t xml:space="preserve">       </w:t>
+      </w:r>
+      <w:r>
+        <w:rPr>
+          <w:rFonts w:ascii="Times New Roman" w:hAnsi="Times New Roman" w:cs="Times New Roman"/>
+          <w:color w:val="000000" w:themeColor="text1"/>
+        </w:rPr>
+        <w:t>UPSITF, University of the Philippines (2019)</w:t>
+      </w:r>
+    </w:p>
+    <w:p>
+      <w:pPr>
+        <w:rPr>
+          <w:rFonts w:ascii="Times New Roman" w:hAnsi="Times New Roman" w:cs="Times New Roman"/>
+          <w:color w:val="000000" w:themeColor="text1"/>
+        </w:rPr>
+      </w:pPr>
+      <w:r>
+        <w:rPr>
+          <w:rFonts w:ascii="Times New Roman" w:hAnsi="Times New Roman" w:cs="Times New Roman"/>
+          <w:color w:val="000000" w:themeColor="text1"/>
+        </w:rPr>
+        <w:t>Account Officer</w:t>
+      </w:r>
+      <w:r>
+        <w:rPr>
+          <w:rFonts w:ascii="Times New Roman" w:hAnsi="Times New Roman" w:cs="Times New Roman"/>
+          <w:color w:val="000000" w:themeColor="text1"/>
+        </w:rPr>
+        <w:t xml:space="preserve"> </w:t>
+      </w:r>
+      <w:r>
+        <w:rPr>
+          <w:rFonts w:ascii="Times New Roman" w:hAnsi="Times New Roman" w:cs="Times New Roman"/>
+          <w:color w:val="000000" w:themeColor="text1"/>
+        </w:rPr>
+        <w:t>/</w:t>
+      </w:r>
+      <w:r>
+        <w:rPr>
+          <w:rFonts w:ascii="Times New Roman" w:hAnsi="Times New Roman" w:cs="Times New Roman"/>
+          <w:color w:val="000000" w:themeColor="text1"/>
+        </w:rPr>
+        <w:tab/>
+      </w:r>
+      <w:r>
+        <w:rPr>
+          <w:rFonts w:ascii="Times New Roman" w:hAnsi="Times New Roman" w:cs="Times New Roman"/>
+          <w:color w:val="000000" w:themeColor="text1"/>
+        </w:rPr>
+        <w:tab/>
+        <w:t xml:space="preserve">       </w:t>
+      </w:r>
+    </w:p>
+    <w:p>
+      <w:pPr>
+        <w:rPr>
+          <w:rFonts w:ascii="Times New Roman" w:hAnsi="Times New Roman" w:cs="Times New Roman"/>
+          <w:color w:val="000000" w:themeColor="text1"/>
+        </w:rPr>
+      </w:pPr>
+      <w:r>
+        <w:rPr>
+          <w:rFonts w:ascii="Times New Roman" w:hAnsi="Times New Roman" w:cs="Times New Roman"/>
+          <w:color w:val="000000" w:themeColor="text1"/>
+        </w:rPr>
+        <w:t>San Carlos</w:t>
+      </w:r>
+      <w:r>
+        <w:rPr>
+          <w:rFonts w:ascii="Times New Roman" w:hAnsi="Times New Roman" w:cs="Times New Roman"/>
+          <w:color w:val="000000" w:themeColor="text1"/>
+        </w:rPr>
+        <w:t xml:space="preserve">, </w:t>
+      </w:r>
+      <w:proofErr w:type="spellStart"/>
+      <w:r>
+        <w:rPr>
+          <w:rFonts w:ascii="Times New Roman" w:hAnsi="Times New Roman" w:cs="Times New Roman"/>
+          <w:color w:val="000000" w:themeColor="text1"/>
+        </w:rPr>
+        <w:t>Pangasinan</w:t>
+      </w:r>
+      <w:proofErr w:type="spellEnd"/>
+      <w:r>
+        <w:rPr>
+          <w:rFonts w:ascii="Times New Roman" w:hAnsi="Times New Roman" w:cs="Times New Roman"/>
+          <w:color w:val="000000" w:themeColor="text1"/>
+        </w:rPr>
+        <w:tab/>
+      </w:r>
+      <w:r>
+        <w:rPr>
+          <w:rFonts w:ascii="Times New Roman" w:hAnsi="Times New Roman" w:cs="Times New Roman"/>
+          <w:color w:val="000000" w:themeColor="text1"/>
+        </w:rPr>
+        <w:tab/>
+      </w:r>
+      <w:r>
+        <w:rPr>
+          <w:rFonts w:ascii="Times New Roman" w:hAnsi="Times New Roman" w:cs="Times New Roman"/>
+          <w:color w:val="000000" w:themeColor="text1"/>
+        </w:rPr>
+        <w:tab/>
+      </w:r>
+      <w:r>
+        <w:rPr>
+          <w:rFonts w:ascii="Times New Roman" w:hAnsi="Times New Roman" w:cs="Times New Roman"/>
+          <w:color w:val="000000" w:themeColor="text1"/>
+        </w:rPr>
+        <w:tab/>
+      </w:r>
+      <w:r>
+        <w:rPr>
+          <w:rFonts w:ascii="Times New Roman" w:hAnsi="Times New Roman" w:cs="Times New Roman"/>
+          <w:color w:val="000000" w:themeColor="text1"/>
+        </w:rPr>
+        <w:tab/>
+      </w:r>
+      <w:r>
+        <w:rPr>
+          <w:rFonts w:ascii="Times New Roman" w:hAnsi="Times New Roman" w:cs="Times New Roman"/>
+          <w:color w:val="000000" w:themeColor="text1"/>
+        </w:rPr>
+        <w:tab/>
+      </w:r>
+    </w:p>
+    <w:p>
+      <w:pPr>
+        <w:rPr>
+          <w:rFonts w:ascii="Times New Roman" w:hAnsi="Times New Roman" w:cs="Times New Roman"/>
+          <w:color w:val="000000" w:themeColor="text1"/>
+        </w:rPr>
+      </w:pPr>
+      <w:hyperlink r:id="rId11" w:history="1">
         <w:r>
           <w:rPr>
             <w:rStyle w:val="Hyperlink"/>
@@ -2660,58 +3265,103 @@
           <w:t>quirozrubygracechristi@gmail.com</w:t>
         </w:r>
       </w:hyperlink>
+      <w:r>
+        <w:rPr>
+          <w:rFonts w:ascii="Times New Roman" w:hAnsi="Times New Roman" w:cs="Times New Roman"/>
+          <w:color w:val="000000" w:themeColor="text1"/>
+        </w:rPr>
+        <w:t xml:space="preserve">    </w:t>
+      </w:r>
     </w:p>
     <w:p>
       <w:pPr>
         <w:rPr>
           <w:rFonts w:ascii="Times New Roman" w:hAnsi="Times New Roman" w:cs="Times New Roman"/>
-          <w:b/>
-          <w:color w:val="31849B" w:themeColor="accent5" w:themeShade="BF"/>
-        </w:rPr>
-      </w:pPr>
-      <w:r>
-        <w:rPr>
-          <w:rFonts w:ascii="Times New Roman" w:hAnsi="Times New Roman" w:cs="Times New Roman"/>
-          <w:color w:val="000000" w:themeColor="text1"/>
-        </w:rPr>
-        <w:tab/>
-      </w:r>
-      <w:r>
-        <w:rPr>
-          <w:rFonts w:ascii="Times New Roman" w:hAnsi="Times New Roman" w:cs="Times New Roman"/>
-          <w:color w:val="000000" w:themeColor="text1"/>
-        </w:rPr>
-        <w:tab/>
-      </w:r>
-      <w:r>
-        <w:rPr>
-          <w:rFonts w:ascii="Times New Roman" w:hAnsi="Times New Roman" w:cs="Times New Roman"/>
-          <w:color w:val="000000" w:themeColor="text1"/>
-        </w:rPr>
-        <w:tab/>
-      </w:r>
-      <w:r>
-        <w:rPr>
-          <w:rFonts w:ascii="Times New Roman" w:hAnsi="Times New Roman" w:cs="Times New Roman"/>
-          <w:color w:val="000000" w:themeColor="text1"/>
-        </w:rPr>
-        <w:tab/>
-      </w:r>
-      <w:r>
-        <w:rPr>
-          <w:rFonts w:ascii="Times New Roman" w:hAnsi="Times New Roman" w:cs="Times New Roman"/>
-          <w:color w:val="000000" w:themeColor="text1"/>
-        </w:rPr>
-        <w:tab/>
-        <w:t xml:space="preserve">       </w:t>
-      </w:r>
-      <w:r>
-        <w:rPr>
-          <w:rFonts w:ascii="Times New Roman" w:hAnsi="Times New Roman" w:cs="Times New Roman"/>
-          <w:b/>
-          <w:color w:val="31849B" w:themeColor="accent5" w:themeShade="BF"/>
-        </w:rPr>
-        <w:t>Certification from Trainings</w:t>
+          <w:color w:val="000000" w:themeColor="text1"/>
+          <w:u w:val="single"/>
+        </w:rPr>
+      </w:pPr>
+      <w:r>
+        <w:rPr>
+          <w:rFonts w:ascii="Times New Roman" w:hAnsi="Times New Roman" w:cs="Times New Roman"/>
+          <w:color w:val="000000" w:themeColor="text1"/>
+        </w:rPr>
+        <w:tab/>
+      </w:r>
+      <w:r>
+        <w:rPr>
+          <w:rFonts w:ascii="Times New Roman" w:hAnsi="Times New Roman" w:cs="Times New Roman"/>
+          <w:color w:val="000000" w:themeColor="text1"/>
+        </w:rPr>
+        <w:tab/>
+      </w:r>
+      <w:r>
+        <w:rPr>
+          <w:rFonts w:ascii="Times New Roman" w:hAnsi="Times New Roman" w:cs="Times New Roman"/>
+          <w:color w:val="000000" w:themeColor="text1"/>
+        </w:rPr>
+        <w:tab/>
+      </w:r>
+      <w:r>
+        <w:rPr>
+          <w:rFonts w:ascii="Times New Roman" w:hAnsi="Times New Roman" w:cs="Times New Roman"/>
+          <w:color w:val="000000" w:themeColor="text1"/>
+        </w:rPr>
+        <w:tab/>
+      </w:r>
+      <w:r>
+        <w:rPr>
+          <w:rFonts w:ascii="Times New Roman" w:hAnsi="Times New Roman" w:cs="Times New Roman"/>
+          <w:color w:val="000000" w:themeColor="text1"/>
+        </w:rPr>
+        <w:tab/>
+      </w:r>
+      <w:r>
+        <w:rPr>
+          <w:rFonts w:ascii="Times New Roman" w:hAnsi="Times New Roman" w:cs="Times New Roman"/>
+          <w:color w:val="000000" w:themeColor="text1"/>
+        </w:rPr>
+        <w:tab/>
+      </w:r>
+      <w:r>
+        <w:rPr>
+          <w:rFonts w:ascii="Times New Roman" w:hAnsi="Times New Roman" w:cs="Times New Roman"/>
+          <w:color w:val="000000" w:themeColor="text1"/>
+        </w:rPr>
+        <w:tab/>
+        <w:t xml:space="preserve">          </w:t>
+      </w:r>
+      <w:r>
+        <w:rPr>
+          <w:rFonts w:ascii="Times New Roman" w:hAnsi="Times New Roman" w:cs="Times New Roman"/>
+          <w:color w:val="000000" w:themeColor="text1"/>
+          <w:u w:val="single"/>
+        </w:rPr>
+        <w:t xml:space="preserve">CARLOS JOHNCENT </w:t>
+      </w:r>
+      <w:r>
+        <w:rPr>
+          <w:rFonts w:ascii="Times New Roman" w:hAnsi="Times New Roman" w:cs="Times New Roman"/>
+          <w:color w:val="000000" w:themeColor="text1"/>
+          <w:u w:val="single"/>
+        </w:rPr>
+        <w:t>L.</w:t>
+      </w:r>
+      <w:r>
+        <w:rPr>
+          <w:rFonts w:ascii="Times New Roman" w:hAnsi="Times New Roman" w:cs="Times New Roman"/>
+          <w:color w:val="000000" w:themeColor="text1"/>
+          <w:u w:val="single"/>
+        </w:rPr>
+        <w:t xml:space="preserve"> </w:t>
+      </w:r>
+      <w:r>
+        <w:rPr>
+          <w:rFonts w:ascii="Times New Roman" w:hAnsi="Times New Roman" w:cs="Times New Roman"/>
+          <w:color w:val="000000" w:themeColor="text1"/>
+          <w:u w:val="single"/>
+        </w:rPr>
+        <w:t>VENTURA</w:t>
       </w:r>
     </w:p>
     <w:p>
@@ -2726,96 +3376,50 @@
           <w:rFonts w:ascii="Times New Roman" w:hAnsi="Times New Roman" w:cs="Times New Roman"/>
           <w:color w:val="000000" w:themeColor="text1"/>
         </w:rPr>
-        <w:t xml:space="preserve">Sir </w:t>
-      </w:r>
-      <w:r>
-        <w:rPr>
-          <w:rFonts w:ascii="Times New Roman" w:hAnsi="Times New Roman" w:cs="Times New Roman"/>
-          <w:color w:val="000000" w:themeColor="text1"/>
-        </w:rPr>
-        <w:t>Calvin</w:t>
-      </w:r>
-      <w:r>
-        <w:rPr>
-          <w:rFonts w:ascii="Times New Roman" w:hAnsi="Times New Roman" w:cs="Times New Roman"/>
-          <w:color w:val="000000" w:themeColor="text1"/>
-        </w:rPr>
-        <w:t xml:space="preserve"> Carlo</w:t>
-      </w:r>
-      <w:r>
-        <w:rPr>
-          <w:rFonts w:ascii="Times New Roman" w:hAnsi="Times New Roman" w:cs="Times New Roman"/>
-          <w:color w:val="000000" w:themeColor="text1"/>
-        </w:rPr>
-        <w:t xml:space="preserve"> Clemente</w:t>
-      </w:r>
-      <w:r>
-        <w:rPr>
-          <w:rFonts w:ascii="Times New Roman" w:hAnsi="Times New Roman" w:cs="Times New Roman"/>
-          <w:b/>
-          <w:color w:val="000000" w:themeColor="text1"/>
-        </w:rPr>
-        <w:tab/>
-      </w:r>
-      <w:r>
-        <w:rPr>
-          <w:rFonts w:ascii="Times New Roman" w:hAnsi="Times New Roman" w:cs="Times New Roman"/>
-          <w:b/>
-          <w:color w:val="000000" w:themeColor="text1"/>
-        </w:rPr>
-        <w:tab/>
-      </w:r>
-      <w:r>
-        <w:rPr>
-          <w:rFonts w:ascii="Times New Roman" w:hAnsi="Times New Roman" w:cs="Times New Roman"/>
-          <w:b/>
-          <w:color w:val="000000" w:themeColor="text1"/>
-        </w:rPr>
-        <w:t xml:space="preserve">       </w:t>
-      </w:r>
-      <w:r>
-        <w:rPr>
-          <w:rFonts w:ascii="Times New Roman" w:hAnsi="Times New Roman" w:cs="Times New Roman"/>
-          <w:color w:val="000000" w:themeColor="text1"/>
-        </w:rPr>
-        <w:t xml:space="preserve">Certificate for Completion of </w:t>
-      </w:r>
-      <w:r>
-        <w:rPr>
-          <w:rFonts w:ascii="Times New Roman" w:hAnsi="Times New Roman" w:cs="Times New Roman"/>
-          <w:color w:val="000000" w:themeColor="text1"/>
-        </w:rPr>
-        <w:t>500</w:t>
-      </w:r>
-      <w:r>
-        <w:rPr>
-          <w:rFonts w:ascii="Times New Roman" w:hAnsi="Times New Roman" w:cs="Times New Roman"/>
-          <w:color w:val="000000" w:themeColor="text1"/>
-        </w:rPr>
         <w:t xml:space="preserve"> </w:t>
       </w:r>
-      <w:proofErr w:type="spellStart"/>
-      <w:r>
-        <w:rPr>
-          <w:rFonts w:ascii="Times New Roman" w:hAnsi="Times New Roman" w:cs="Times New Roman"/>
-          <w:color w:val="000000" w:themeColor="text1"/>
-        </w:rPr>
-        <w:t>hrs</w:t>
-      </w:r>
-      <w:proofErr w:type="spellEnd"/>
-      <w:r>
-        <w:rPr>
-          <w:rFonts w:ascii="Times New Roman" w:hAnsi="Times New Roman" w:cs="Times New Roman"/>
-          <w:color w:val="000000" w:themeColor="text1"/>
-        </w:rPr>
-        <w:t xml:space="preserve"> </w:t>
-      </w:r>
-      <w:r>
-        <w:rPr>
-          <w:rFonts w:ascii="Times New Roman" w:hAnsi="Times New Roman" w:cs="Times New Roman"/>
-          <w:color w:val="000000" w:themeColor="text1"/>
-        </w:rPr>
-        <w:t>On-the-job training</w:t>
+      <w:r>
+        <w:rPr>
+          <w:rFonts w:ascii="Times New Roman" w:hAnsi="Times New Roman" w:cs="Times New Roman"/>
+          <w:color w:val="000000" w:themeColor="text1"/>
+        </w:rPr>
+        <w:tab/>
+      </w:r>
+      <w:r>
+        <w:rPr>
+          <w:rFonts w:ascii="Times New Roman" w:hAnsi="Times New Roman" w:cs="Times New Roman"/>
+          <w:color w:val="000000" w:themeColor="text1"/>
+        </w:rPr>
+        <w:tab/>
+      </w:r>
+      <w:r>
+        <w:rPr>
+          <w:rFonts w:ascii="Times New Roman" w:hAnsi="Times New Roman" w:cs="Times New Roman"/>
+          <w:color w:val="000000" w:themeColor="text1"/>
+        </w:rPr>
+        <w:tab/>
+      </w:r>
+      <w:r>
+        <w:rPr>
+          <w:rFonts w:ascii="Times New Roman" w:hAnsi="Times New Roman" w:cs="Times New Roman"/>
+          <w:color w:val="000000" w:themeColor="text1"/>
+        </w:rPr>
+        <w:tab/>
+      </w:r>
+      <w:r>
+        <w:rPr>
+          <w:rFonts w:ascii="Times New Roman" w:hAnsi="Times New Roman" w:cs="Times New Roman"/>
+          <w:color w:val="000000" w:themeColor="text1"/>
+        </w:rPr>
+        <w:tab/>
+      </w:r>
+      <w:r>
+        <w:rPr>
+          <w:rFonts w:ascii="Times New Roman" w:hAnsi="Times New Roman" w:cs="Times New Roman"/>
+          <w:color w:val="000000" w:themeColor="text1"/>
+        </w:rPr>
+        <w:tab/>
+        <w:t xml:space="preserve">                                    Applicant Signature</w:t>
       </w:r>
     </w:p>
     <w:p>
@@ -2825,641 +3429,6 @@
           <w:color w:val="000000" w:themeColor="text1"/>
         </w:rPr>
       </w:pPr>
-      <w:r>
-        <w:rPr>
-          <w:rFonts w:ascii="Times New Roman" w:hAnsi="Times New Roman" w:cs="Times New Roman"/>
-          <w:color w:val="000000" w:themeColor="text1"/>
-        </w:rPr>
-        <w:t xml:space="preserve">College </w:t>
-      </w:r>
-      <w:r>
-        <w:rPr>
-          <w:rFonts w:ascii="Times New Roman" w:hAnsi="Times New Roman" w:cs="Times New Roman"/>
-          <w:color w:val="000000" w:themeColor="text1"/>
-        </w:rPr>
-        <w:t>Instructor</w:t>
-      </w:r>
-      <w:r>
-        <w:rPr>
-          <w:rFonts w:ascii="Times New Roman" w:hAnsi="Times New Roman" w:cs="Times New Roman"/>
-          <w:color w:val="000000" w:themeColor="text1"/>
-        </w:rPr>
-        <w:t xml:space="preserve"> / </w:t>
-      </w:r>
-      <w:r>
-        <w:rPr>
-          <w:rFonts w:ascii="Times New Roman" w:hAnsi="Times New Roman" w:cs="Times New Roman"/>
-          <w:color w:val="000000" w:themeColor="text1"/>
-        </w:rPr>
-        <w:tab/>
-      </w:r>
-      <w:r>
-        <w:rPr>
-          <w:rFonts w:ascii="Times New Roman" w:hAnsi="Times New Roman" w:cs="Times New Roman"/>
-          <w:color w:val="000000" w:themeColor="text1"/>
-        </w:rPr>
-        <w:tab/>
-      </w:r>
-      <w:r>
-        <w:rPr>
-          <w:rFonts w:ascii="Times New Roman" w:hAnsi="Times New Roman" w:cs="Times New Roman"/>
-          <w:color w:val="000000" w:themeColor="text1"/>
-        </w:rPr>
-        <w:tab/>
-        <w:t xml:space="preserve">       </w:t>
-      </w:r>
-      <w:r>
-        <w:rPr>
-          <w:rFonts w:ascii="Times New Roman" w:hAnsi="Times New Roman" w:cs="Times New Roman"/>
-          <w:color w:val="000000" w:themeColor="text1"/>
-        </w:rPr>
-        <w:t xml:space="preserve">University of </w:t>
-      </w:r>
-      <w:r>
-        <w:rPr>
-          <w:rFonts w:ascii="Times New Roman" w:hAnsi="Times New Roman" w:cs="Times New Roman"/>
-          <w:color w:val="000000" w:themeColor="text1"/>
-        </w:rPr>
-        <w:t xml:space="preserve">Luzon </w:t>
-      </w:r>
-      <w:proofErr w:type="spellStart"/>
-      <w:r>
-        <w:rPr>
-          <w:rFonts w:ascii="Times New Roman" w:hAnsi="Times New Roman" w:cs="Times New Roman"/>
-          <w:color w:val="000000" w:themeColor="text1"/>
-        </w:rPr>
-        <w:t>Pozorrubio</w:t>
-      </w:r>
-      <w:proofErr w:type="spellEnd"/>
-      <w:r>
-        <w:rPr>
-          <w:rFonts w:ascii="Times New Roman" w:hAnsi="Times New Roman" w:cs="Times New Roman"/>
-          <w:color w:val="000000" w:themeColor="text1"/>
-        </w:rPr>
-        <w:t xml:space="preserve"> Campus </w:t>
-      </w:r>
-      <w:r>
-        <w:rPr>
-          <w:rFonts w:ascii="Times New Roman" w:hAnsi="Times New Roman" w:cs="Times New Roman"/>
-          <w:color w:val="000000" w:themeColor="text1"/>
-        </w:rPr>
-        <w:t>(20</w:t>
-      </w:r>
-      <w:r>
-        <w:rPr>
-          <w:rFonts w:ascii="Times New Roman" w:hAnsi="Times New Roman" w:cs="Times New Roman"/>
-          <w:color w:val="000000" w:themeColor="text1"/>
-        </w:rPr>
-        <w:t>22</w:t>
-      </w:r>
-      <w:r>
-        <w:rPr>
-          <w:rFonts w:ascii="Times New Roman" w:hAnsi="Times New Roman" w:cs="Times New Roman"/>
-          <w:color w:val="000000" w:themeColor="text1"/>
-        </w:rPr>
-        <w:t>)</w:t>
-      </w:r>
-    </w:p>
-    <w:p>
-      <w:pPr>
-        <w:rPr>
-          <w:rFonts w:ascii="Times New Roman" w:hAnsi="Times New Roman" w:cs="Times New Roman"/>
-          <w:b/>
-          <w:color w:val="000000" w:themeColor="text1"/>
-        </w:rPr>
-      </w:pPr>
-      <w:proofErr w:type="spellStart"/>
-      <w:r>
-        <w:rPr>
-          <w:rFonts w:ascii="Times New Roman" w:hAnsi="Times New Roman" w:cs="Times New Roman"/>
-          <w:color w:val="000000" w:themeColor="text1"/>
-        </w:rPr>
-        <w:t>Pozorrubio</w:t>
-      </w:r>
-      <w:proofErr w:type="spellEnd"/>
-      <w:r>
-        <w:rPr>
-          <w:rFonts w:ascii="Times New Roman" w:hAnsi="Times New Roman" w:cs="Times New Roman"/>
-          <w:color w:val="000000" w:themeColor="text1"/>
-        </w:rPr>
-        <w:t xml:space="preserve">, </w:t>
-      </w:r>
-      <w:proofErr w:type="spellStart"/>
-      <w:r>
-        <w:rPr>
-          <w:rFonts w:ascii="Times New Roman" w:hAnsi="Times New Roman" w:cs="Times New Roman"/>
-          <w:color w:val="000000" w:themeColor="text1"/>
-        </w:rPr>
-        <w:t>Pangasinan</w:t>
-      </w:r>
-      <w:proofErr w:type="spellEnd"/>
-      <w:r>
-        <w:rPr>
-          <w:rFonts w:ascii="Times New Roman" w:hAnsi="Times New Roman" w:cs="Times New Roman"/>
-          <w:b/>
-          <w:color w:val="000000" w:themeColor="text1"/>
-        </w:rPr>
-        <w:tab/>
-      </w:r>
-      <w:r>
-        <w:rPr>
-          <w:rFonts w:ascii="Times New Roman" w:hAnsi="Times New Roman" w:cs="Times New Roman"/>
-          <w:b/>
-          <w:color w:val="000000" w:themeColor="text1"/>
-        </w:rPr>
-        <w:t xml:space="preserve">       </w:t>
-      </w:r>
-    </w:p>
-    <w:p>
-      <w:pPr>
-        <w:rPr>
-          <w:rFonts w:ascii="Times New Roman" w:hAnsi="Times New Roman" w:cs="Times New Roman"/>
-          <w:color w:val="000000" w:themeColor="text1"/>
-        </w:rPr>
-      </w:pPr>
-      <w:r>
-        <w:rPr>
-          <w:rFonts w:ascii="Times New Roman" w:hAnsi="Times New Roman" w:cs="Times New Roman"/>
-          <w:color w:val="000000" w:themeColor="text1"/>
-        </w:rPr>
-        <w:t>nivlacolrac@gmail.com</w:t>
-      </w:r>
-      <w:r>
-        <w:rPr>
-          <w:rFonts w:ascii="Times New Roman" w:hAnsi="Times New Roman" w:cs="Times New Roman"/>
-          <w:color w:val="000000" w:themeColor="text1"/>
-        </w:rPr>
-        <w:tab/>
-        <w:t xml:space="preserve">      </w:t>
-      </w:r>
-      <w:r>
-        <w:rPr>
-          <w:rFonts w:ascii="Times New Roman" w:hAnsi="Times New Roman" w:cs="Times New Roman"/>
-          <w:color w:val="000000" w:themeColor="text1"/>
-        </w:rPr>
-        <w:tab/>
-      </w:r>
-      <w:r>
-        <w:rPr>
-          <w:rFonts w:ascii="Times New Roman" w:hAnsi="Times New Roman" w:cs="Times New Roman"/>
-          <w:color w:val="000000" w:themeColor="text1"/>
-        </w:rPr>
-        <w:tab/>
-        <w:t xml:space="preserve">       </w:t>
-      </w:r>
-      <w:r>
-        <w:rPr>
-          <w:rFonts w:ascii="Times New Roman" w:hAnsi="Times New Roman" w:cs="Times New Roman"/>
-          <w:color w:val="000000" w:themeColor="text1"/>
-        </w:rPr>
-        <w:t xml:space="preserve">Certificate for Attending </w:t>
-      </w:r>
-      <w:r>
-        <w:rPr>
-          <w:rFonts w:ascii="Times New Roman" w:hAnsi="Times New Roman" w:cs="Times New Roman"/>
-          <w:color w:val="000000" w:themeColor="text1"/>
-        </w:rPr>
-        <w:t xml:space="preserve">of </w:t>
-      </w:r>
-      <w:r>
-        <w:rPr>
-          <w:rFonts w:ascii="Times New Roman" w:hAnsi="Times New Roman" w:cs="Times New Roman"/>
-          <w:color w:val="000000" w:themeColor="text1"/>
-        </w:rPr>
-        <w:t xml:space="preserve">UPSITF App </w:t>
-      </w:r>
-      <w:proofErr w:type="spellStart"/>
-      <w:r>
-        <w:rPr>
-          <w:rFonts w:ascii="Times New Roman" w:hAnsi="Times New Roman" w:cs="Times New Roman"/>
-          <w:color w:val="000000" w:themeColor="text1"/>
-        </w:rPr>
-        <w:t>Dev</w:t>
-      </w:r>
-      <w:r>
-        <w:rPr>
-          <w:rFonts w:ascii="Times New Roman" w:hAnsi="Times New Roman" w:cs="Times New Roman"/>
-          <w:color w:val="000000" w:themeColor="text1"/>
-        </w:rPr>
-        <w:t>t</w:t>
-      </w:r>
-      <w:proofErr w:type="spellEnd"/>
-      <w:r>
-        <w:rPr>
-          <w:rFonts w:ascii="Times New Roman" w:hAnsi="Times New Roman" w:cs="Times New Roman"/>
-          <w:color w:val="000000" w:themeColor="text1"/>
-        </w:rPr>
-        <w:t>. Lecture</w:t>
-      </w:r>
-    </w:p>
-    <w:p>
-      <w:pPr>
-        <w:rPr>
-          <w:rFonts w:ascii="Times New Roman" w:hAnsi="Times New Roman" w:cs="Times New Roman"/>
-          <w:color w:val="000000" w:themeColor="text1"/>
-        </w:rPr>
-      </w:pPr>
-      <w:r>
-        <w:rPr>
-          <w:rFonts w:ascii="Times New Roman" w:hAnsi="Times New Roman" w:cs="Times New Roman"/>
-          <w:color w:val="000000" w:themeColor="text1"/>
-        </w:rPr>
-        <w:tab/>
-      </w:r>
-      <w:r>
-        <w:rPr>
-          <w:rFonts w:ascii="Times New Roman" w:hAnsi="Times New Roman" w:cs="Times New Roman"/>
-          <w:color w:val="000000" w:themeColor="text1"/>
-        </w:rPr>
-        <w:tab/>
-      </w:r>
-      <w:r>
-        <w:rPr>
-          <w:rFonts w:ascii="Times New Roman" w:hAnsi="Times New Roman" w:cs="Times New Roman"/>
-          <w:color w:val="000000" w:themeColor="text1"/>
-        </w:rPr>
-        <w:tab/>
-        <w:t xml:space="preserve">   </w:t>
-      </w:r>
-      <w:r>
-        <w:rPr>
-          <w:rFonts w:ascii="Times New Roman" w:hAnsi="Times New Roman" w:cs="Times New Roman"/>
-          <w:color w:val="000000" w:themeColor="text1"/>
-        </w:rPr>
-        <w:tab/>
-      </w:r>
-      <w:r>
-        <w:rPr>
-          <w:rFonts w:ascii="Times New Roman" w:hAnsi="Times New Roman" w:cs="Times New Roman"/>
-          <w:color w:val="000000" w:themeColor="text1"/>
-        </w:rPr>
-        <w:tab/>
-        <w:t xml:space="preserve">       </w:t>
-      </w:r>
-      <w:r>
-        <w:rPr>
-          <w:rFonts w:ascii="Times New Roman" w:hAnsi="Times New Roman" w:cs="Times New Roman"/>
-          <w:color w:val="000000" w:themeColor="text1"/>
-        </w:rPr>
-        <w:t>UPSITF, University of the Philippines (2019)</w:t>
-      </w:r>
-    </w:p>
-    <w:p>
-      <w:pPr>
-        <w:rPr>
-          <w:rFonts w:ascii="Times New Roman" w:hAnsi="Times New Roman" w:cs="Times New Roman"/>
-          <w:color w:val="000000" w:themeColor="text1"/>
-        </w:rPr>
-      </w:pPr>
-      <w:proofErr w:type="spellStart"/>
-      <w:r>
-        <w:rPr>
-          <w:rFonts w:ascii="Times New Roman" w:hAnsi="Times New Roman" w:cs="Times New Roman"/>
-          <w:color w:val="000000" w:themeColor="text1"/>
-        </w:rPr>
-        <w:t>Dr.</w:t>
-      </w:r>
-      <w:proofErr w:type="spellEnd"/>
-      <w:r>
-        <w:rPr>
-          <w:rFonts w:ascii="Times New Roman" w:hAnsi="Times New Roman" w:cs="Times New Roman"/>
-          <w:color w:val="000000" w:themeColor="text1"/>
-        </w:rPr>
-        <w:t xml:space="preserve"> </w:t>
-      </w:r>
-      <w:proofErr w:type="spellStart"/>
-      <w:r>
-        <w:rPr>
-          <w:rFonts w:ascii="Times New Roman" w:hAnsi="Times New Roman" w:cs="Times New Roman"/>
-          <w:color w:val="000000" w:themeColor="text1"/>
-        </w:rPr>
-        <w:t>Diosdado</w:t>
-      </w:r>
-      <w:proofErr w:type="spellEnd"/>
-      <w:r>
-        <w:rPr>
-          <w:rFonts w:ascii="Times New Roman" w:hAnsi="Times New Roman" w:cs="Times New Roman"/>
-          <w:color w:val="000000" w:themeColor="text1"/>
-        </w:rPr>
-        <w:t xml:space="preserve"> </w:t>
-      </w:r>
-      <w:proofErr w:type="spellStart"/>
-      <w:r>
-        <w:rPr>
-          <w:rFonts w:ascii="Times New Roman" w:hAnsi="Times New Roman" w:cs="Times New Roman"/>
-          <w:color w:val="000000" w:themeColor="text1"/>
-        </w:rPr>
-        <w:t>Caronongan</w:t>
-      </w:r>
-      <w:proofErr w:type="spellEnd"/>
-      <w:r>
-        <w:rPr>
-          <w:rFonts w:ascii="Times New Roman" w:hAnsi="Times New Roman" w:cs="Times New Roman"/>
-          <w:color w:val="000000" w:themeColor="text1"/>
-        </w:rPr>
-        <w:tab/>
-      </w:r>
-      <w:r>
-        <w:rPr>
-          <w:rFonts w:ascii="Times New Roman" w:hAnsi="Times New Roman" w:cs="Times New Roman"/>
-          <w:color w:val="000000" w:themeColor="text1"/>
-        </w:rPr>
-        <w:tab/>
-        <w:t xml:space="preserve">       </w:t>
-      </w:r>
-    </w:p>
-    <w:p>
-      <w:pPr>
-        <w:rPr>
-          <w:rFonts w:ascii="Times New Roman" w:hAnsi="Times New Roman" w:cs="Times New Roman"/>
-          <w:color w:val="000000" w:themeColor="text1"/>
-        </w:rPr>
-      </w:pPr>
-      <w:r>
-        <w:rPr>
-          <w:rFonts w:ascii="Times New Roman" w:hAnsi="Times New Roman" w:cs="Times New Roman"/>
-          <w:color w:val="000000" w:themeColor="text1"/>
-        </w:rPr>
-        <w:t>ULCSS Dean</w:t>
-      </w:r>
-      <w:r>
-        <w:rPr>
-          <w:rFonts w:ascii="Times New Roman" w:hAnsi="Times New Roman" w:cs="Times New Roman"/>
-          <w:color w:val="000000" w:themeColor="text1"/>
-        </w:rPr>
-        <w:t xml:space="preserve"> / </w:t>
-      </w:r>
-      <w:proofErr w:type="spellStart"/>
-      <w:r>
-        <w:rPr>
-          <w:rFonts w:ascii="Times New Roman" w:hAnsi="Times New Roman" w:cs="Times New Roman"/>
-          <w:color w:val="000000" w:themeColor="text1"/>
-        </w:rPr>
-        <w:t>Dagupan</w:t>
-      </w:r>
-      <w:proofErr w:type="spellEnd"/>
-      <w:r>
-        <w:rPr>
-          <w:rFonts w:ascii="Times New Roman" w:hAnsi="Times New Roman" w:cs="Times New Roman"/>
-          <w:color w:val="000000" w:themeColor="text1"/>
-        </w:rPr>
-        <w:t xml:space="preserve">, </w:t>
-      </w:r>
-      <w:proofErr w:type="spellStart"/>
-      <w:r>
-        <w:rPr>
-          <w:rFonts w:ascii="Times New Roman" w:hAnsi="Times New Roman" w:cs="Times New Roman"/>
-          <w:color w:val="000000" w:themeColor="text1"/>
-        </w:rPr>
-        <w:t>Pangasinan</w:t>
-      </w:r>
-      <w:proofErr w:type="spellEnd"/>
-      <w:r>
-        <w:rPr>
-          <w:rFonts w:ascii="Times New Roman" w:hAnsi="Times New Roman" w:cs="Times New Roman"/>
-          <w:color w:val="000000" w:themeColor="text1"/>
-        </w:rPr>
-        <w:t xml:space="preserve"> </w:t>
-      </w:r>
-      <w:r>
-        <w:rPr>
-          <w:rFonts w:ascii="Times New Roman" w:hAnsi="Times New Roman" w:cs="Times New Roman"/>
-          <w:color w:val="000000" w:themeColor="text1"/>
-        </w:rPr>
-        <w:tab/>
-      </w:r>
-      <w:r>
-        <w:rPr>
-          <w:rFonts w:ascii="Times New Roman" w:hAnsi="Times New Roman" w:cs="Times New Roman"/>
-          <w:color w:val="000000" w:themeColor="text1"/>
-        </w:rPr>
-        <w:tab/>
-      </w:r>
-      <w:r>
-        <w:rPr>
-          <w:rFonts w:ascii="Times New Roman" w:hAnsi="Times New Roman" w:cs="Times New Roman"/>
-          <w:color w:val="000000" w:themeColor="text1"/>
-        </w:rPr>
-        <w:tab/>
-      </w:r>
-      <w:r>
-        <w:rPr>
-          <w:rFonts w:ascii="Times New Roman" w:hAnsi="Times New Roman" w:cs="Times New Roman"/>
-          <w:color w:val="000000" w:themeColor="text1"/>
-        </w:rPr>
-        <w:tab/>
-      </w:r>
-      <w:r>
-        <w:rPr>
-          <w:rFonts w:ascii="Times New Roman" w:hAnsi="Times New Roman" w:cs="Times New Roman"/>
-          <w:color w:val="000000" w:themeColor="text1"/>
-        </w:rPr>
-        <w:tab/>
-      </w:r>
-    </w:p>
-    <w:p>
-      <w:pPr>
-        <w:rPr>
-          <w:rFonts w:ascii="Times New Roman" w:hAnsi="Times New Roman" w:cs="Times New Roman"/>
-          <w:color w:val="000000" w:themeColor="text1"/>
-        </w:rPr>
-      </w:pPr>
-      <w:hyperlink r:id="rId11" w:history="1">
-        <w:r>
-          <w:rPr>
-            <w:rStyle w:val="Hyperlink"/>
-            <w:rFonts w:ascii="Times New Roman" w:hAnsi="Times New Roman" w:cs="Times New Roman"/>
-            <w:color w:val="000000" w:themeColor="text1"/>
-            <w:u w:val="none"/>
-          </w:rPr>
-          <w:t>sirscorpion01@gmail.com</w:t>
-        </w:r>
-      </w:hyperlink>
-      <w:r>
-        <w:rPr>
-          <w:rFonts w:ascii="Times New Roman" w:hAnsi="Times New Roman" w:cs="Times New Roman"/>
-          <w:color w:val="000000" w:themeColor="text1"/>
-        </w:rPr>
-        <w:t xml:space="preserve">    </w:t>
-      </w:r>
-    </w:p>
-    <w:p>
-      <w:pPr>
-        <w:rPr>
-          <w:rFonts w:ascii="Times New Roman" w:hAnsi="Times New Roman" w:cs="Times New Roman"/>
-          <w:color w:val="000000" w:themeColor="text1"/>
-          <w:u w:val="single"/>
-        </w:rPr>
-      </w:pPr>
-      <w:r>
-        <w:rPr>
-          <w:rFonts w:ascii="Times New Roman" w:hAnsi="Times New Roman" w:cs="Times New Roman"/>
-          <w:color w:val="000000" w:themeColor="text1"/>
-        </w:rPr>
-        <w:tab/>
-      </w:r>
-      <w:r>
-        <w:rPr>
-          <w:rFonts w:ascii="Times New Roman" w:hAnsi="Times New Roman" w:cs="Times New Roman"/>
-          <w:color w:val="000000" w:themeColor="text1"/>
-        </w:rPr>
-        <w:tab/>
-      </w:r>
-      <w:r>
-        <w:rPr>
-          <w:rFonts w:ascii="Times New Roman" w:hAnsi="Times New Roman" w:cs="Times New Roman"/>
-          <w:color w:val="000000" w:themeColor="text1"/>
-        </w:rPr>
-        <w:tab/>
-      </w:r>
-      <w:r>
-        <w:rPr>
-          <w:rFonts w:ascii="Times New Roman" w:hAnsi="Times New Roman" w:cs="Times New Roman"/>
-          <w:color w:val="000000" w:themeColor="text1"/>
-        </w:rPr>
-        <w:tab/>
-      </w:r>
-      <w:r>
-        <w:rPr>
-          <w:rFonts w:ascii="Times New Roman" w:hAnsi="Times New Roman" w:cs="Times New Roman"/>
-          <w:color w:val="000000" w:themeColor="text1"/>
-        </w:rPr>
-        <w:tab/>
-      </w:r>
-      <w:r>
-        <w:rPr>
-          <w:rFonts w:ascii="Times New Roman" w:hAnsi="Times New Roman" w:cs="Times New Roman"/>
-          <w:color w:val="000000" w:themeColor="text1"/>
-        </w:rPr>
-        <w:tab/>
-      </w:r>
-      <w:r>
-        <w:rPr>
-          <w:rFonts w:ascii="Times New Roman" w:hAnsi="Times New Roman" w:cs="Times New Roman"/>
-          <w:color w:val="000000" w:themeColor="text1"/>
-        </w:rPr>
-        <w:tab/>
-        <w:t xml:space="preserve">          </w:t>
-      </w:r>
-      <w:r>
-        <w:rPr>
-          <w:rFonts w:ascii="Times New Roman" w:hAnsi="Times New Roman" w:cs="Times New Roman"/>
-          <w:color w:val="000000" w:themeColor="text1"/>
-          <w:u w:val="single"/>
-        </w:rPr>
-        <w:t xml:space="preserve">CARLOS JOHNCENT </w:t>
-      </w:r>
-      <w:r>
-        <w:rPr>
-          <w:rFonts w:ascii="Times New Roman" w:hAnsi="Times New Roman" w:cs="Times New Roman"/>
-          <w:color w:val="000000" w:themeColor="text1"/>
-          <w:u w:val="single"/>
-        </w:rPr>
-        <w:t>L.</w:t>
-      </w:r>
-      <w:r>
-        <w:rPr>
-          <w:rFonts w:ascii="Times New Roman" w:hAnsi="Times New Roman" w:cs="Times New Roman"/>
-          <w:color w:val="000000" w:themeColor="text1"/>
-          <w:u w:val="single"/>
-        </w:rPr>
-        <w:t xml:space="preserve"> </w:t>
-      </w:r>
-      <w:r>
-        <w:rPr>
-          <w:rFonts w:ascii="Times New Roman" w:hAnsi="Times New Roman" w:cs="Times New Roman"/>
-          <w:color w:val="000000" w:themeColor="text1"/>
-          <w:u w:val="single"/>
-        </w:rPr>
-        <w:t>VENTURA</w:t>
-      </w:r>
-    </w:p>
-    <w:p>
-      <w:pPr>
-        <w:rPr>
-          <w:rFonts w:ascii="Times New Roman" w:hAnsi="Times New Roman" w:cs="Times New Roman"/>
-          <w:color w:val="000000" w:themeColor="text1"/>
-        </w:rPr>
-      </w:pPr>
-      <w:r>
-        <w:rPr>
-          <w:rFonts w:ascii="Times New Roman" w:hAnsi="Times New Roman" w:cs="Times New Roman"/>
-          <w:color w:val="000000" w:themeColor="text1"/>
-        </w:rPr>
-        <w:t xml:space="preserve"> </w:t>
-      </w:r>
-      <w:r>
-        <w:rPr>
-          <w:rFonts w:ascii="Times New Roman" w:hAnsi="Times New Roman" w:cs="Times New Roman"/>
-          <w:color w:val="000000" w:themeColor="text1"/>
-        </w:rPr>
-        <w:tab/>
-      </w:r>
-      <w:r>
-        <w:rPr>
-          <w:rFonts w:ascii="Times New Roman" w:hAnsi="Times New Roman" w:cs="Times New Roman"/>
-          <w:color w:val="000000" w:themeColor="text1"/>
-        </w:rPr>
-        <w:tab/>
-      </w:r>
-      <w:r>
-        <w:rPr>
-          <w:rFonts w:ascii="Times New Roman" w:hAnsi="Times New Roman" w:cs="Times New Roman"/>
-          <w:color w:val="000000" w:themeColor="text1"/>
-        </w:rPr>
-        <w:tab/>
-      </w:r>
-      <w:r>
-        <w:rPr>
-          <w:rFonts w:ascii="Times New Roman" w:hAnsi="Times New Roman" w:cs="Times New Roman"/>
-          <w:color w:val="000000" w:themeColor="text1"/>
-        </w:rPr>
-        <w:tab/>
-      </w:r>
-      <w:r>
-        <w:rPr>
-          <w:rFonts w:ascii="Times New Roman" w:hAnsi="Times New Roman" w:cs="Times New Roman"/>
-          <w:color w:val="000000" w:themeColor="text1"/>
-        </w:rPr>
-        <w:tab/>
-      </w:r>
-      <w:r>
-        <w:rPr>
-          <w:rFonts w:ascii="Times New Roman" w:hAnsi="Times New Roman" w:cs="Times New Roman"/>
-          <w:color w:val="000000" w:themeColor="text1"/>
-        </w:rPr>
-        <w:tab/>
-        <w:t xml:space="preserve">                                    Applicant Signature</w:t>
-      </w:r>
-    </w:p>
-    <w:p>
-      <w:pPr>
-        <w:rPr>
-          <w:rFonts w:ascii="Times New Roman" w:hAnsi="Times New Roman" w:cs="Times New Roman"/>
-          <w:color w:val="000000" w:themeColor="text1"/>
-        </w:rPr>
-      </w:pPr>
-      <w:r>
-        <w:rPr>
-          <w:rFonts w:ascii="Times New Roman" w:hAnsi="Times New Roman" w:cs="Times New Roman"/>
-          <w:color w:val="000000" w:themeColor="text1"/>
-        </w:rPr>
-        <w:t xml:space="preserve">  </w:t>
-      </w:r>
-      <w:r>
-        <w:rPr>
-          <w:rFonts w:ascii="Times New Roman" w:hAnsi="Times New Roman" w:cs="Times New Roman"/>
-          <w:color w:val="000000" w:themeColor="text1"/>
-        </w:rPr>
-        <w:tab/>
-      </w:r>
-      <w:r>
-        <w:rPr>
-          <w:rFonts w:ascii="Times New Roman" w:hAnsi="Times New Roman" w:cs="Times New Roman"/>
-          <w:color w:val="000000" w:themeColor="text1"/>
-        </w:rPr>
-        <w:tab/>
-      </w:r>
     </w:p>
     <w:sectPr>
       <w:pgSz w:w="11907" w:h="16839" w:code="9"/>
@@ -4781,7 +4750,7 @@
 </file>
 
 <file path=customXml/itemProps1.xml><?xml version="1.0" encoding="utf-8"?>
-<ds:datastoreItem xmlns:ds="http://schemas.openxmlformats.org/officeDocument/2006/customXml" ds:itemID="{9A585980-9AAA-45B9-A8CC-C316DF9F5F71}">
+<ds:datastoreItem xmlns:ds="http://schemas.openxmlformats.org/officeDocument/2006/customXml" ds:itemID="{4A0773FF-CFFF-4B3B-A5A2-CF8D66190306}">
   <ds:schemaRefs>
     <ds:schemaRef ds:uri="http://schemas.openxmlformats.org/officeDocument/2006/bibliography"/>
   </ds:schemaRefs>
